--- a/Dokumente/Modified Nodal Analysis with Non-Linear Time-Variant Networks.docx
+++ b/Dokumente/Modified Nodal Analysis with Non-Linear Time-Variant Networks.docx
@@ -17574,22 +17574,13 @@
         </w:rPr>
         <w:t xml:space="preserve"> and torque from G1 to G2 with the </w:t>
       </w:r>
-      <w:proofErr w:type="spellStart"/>
       <w:proofErr w:type="gramStart"/>
       <w:r>
         <w:rPr>
           <w:rFonts w:ascii="Times New Roman" w:eastAsiaTheme="minorEastAsia" w:hAnsi="Times New Roman" w:cs="Times New Roman"/>
           <w:lang w:val="en-US"/>
         </w:rPr>
-        <w:t>ratio</w:t>
-      </w:r>
-      <w:proofErr w:type="spellEnd"/>
-      <w:r>
-        <w:rPr>
-          <w:rFonts w:ascii="Times New Roman" w:eastAsiaTheme="minorEastAsia" w:hAnsi="Times New Roman" w:cs="Times New Roman"/>
-          <w:lang w:val="en-US"/>
-        </w:rPr>
-        <w:t xml:space="preserve"> </w:t>
+        <w:t xml:space="preserve">ratio </w:t>
       </w:r>
       <w:proofErr w:type="gramEnd"/>
       <m:oMath>
@@ -27136,8 +27127,6 @@
         </w:rPr>
         <w:br w:type="page"/>
       </w:r>
-      <w:bookmarkStart w:id="0" w:name="_GoBack"/>
-      <w:bookmarkEnd w:id="0"/>
     </w:p>
     <w:p>
       <w:pPr>
@@ -31296,6 +31285,1799 @@
           <w:lang w:val="en-US"/>
         </w:rPr>
       </w:pPr>
+      <w:r>
+        <w:rPr>
+          <w:rFonts w:ascii="Times New Roman" w:eastAsiaTheme="minorEastAsia" w:hAnsi="Times New Roman" w:cs="Times New Roman"/>
+          <w:lang w:val="en-US"/>
+        </w:rPr>
+        <w:br w:type="page"/>
+      </w:r>
+    </w:p>
+    <w:p>
+      <w:pPr>
+        <w:rPr>
+          <w:rFonts w:ascii="Times New Roman" w:eastAsiaTheme="minorEastAsia" w:hAnsi="Times New Roman" w:cs="Times New Roman"/>
+          <w:lang w:val="en-US"/>
+        </w:rPr>
+      </w:pPr>
+      <w:r>
+        <w:rPr>
+          <w:rFonts w:ascii="Times New Roman" w:eastAsiaTheme="minorEastAsia" w:hAnsi="Times New Roman" w:cs="Times New Roman"/>
+          <w:sz w:val="28"/>
+          <w:lang w:val="en-US"/>
+        </w:rPr>
+        <w:lastRenderedPageBreak/>
+        <w:t>Solving of the differential algebraic equation system</w:t>
+      </w:r>
+    </w:p>
+    <w:p>
+      <w:pPr>
+        <w:rPr>
+          <w:rFonts w:ascii="Times New Roman" w:eastAsiaTheme="minorEastAsia" w:hAnsi="Times New Roman" w:cs="Times New Roman"/>
+          <w:lang w:val="en-US"/>
+        </w:rPr>
+      </w:pPr>
+      <w:r>
+        <w:rPr>
+          <w:rFonts w:ascii="Times New Roman" w:eastAsiaTheme="minorEastAsia" w:hAnsi="Times New Roman" w:cs="Times New Roman"/>
+          <w:lang w:val="en-US"/>
+        </w:rPr>
+        <w:t xml:space="preserve">The equation system </w:t>
+      </w:r>
+      <m:oMath>
+        <m:r>
+          <w:rPr>
+            <w:rFonts w:ascii="Cambria Math" w:hAnsi="Cambria Math" w:cs="Times New Roman"/>
+            <w:lang w:val="en-US"/>
+          </w:rPr>
+          <m:t>A*</m:t>
+        </m:r>
+        <m:acc>
+          <m:accPr>
+            <m:chr m:val="⃗"/>
+            <m:ctrlPr>
+              <w:rPr>
+                <w:rFonts w:ascii="Cambria Math" w:hAnsi="Cambria Math" w:cs="Times New Roman"/>
+                <w:i/>
+                <w:lang w:val="en-US"/>
+              </w:rPr>
+            </m:ctrlPr>
+          </m:accPr>
+          <m:e>
+            <m:r>
+              <w:rPr>
+                <w:rFonts w:ascii="Cambria Math" w:hAnsi="Cambria Math" w:cs="Times New Roman"/>
+                <w:lang w:val="en-US"/>
+              </w:rPr>
+              <m:t>x</m:t>
+            </m:r>
+          </m:e>
+        </m:acc>
+        <m:r>
+          <w:rPr>
+            <w:rFonts w:ascii="Cambria Math" w:hAnsi="Cambria Math" w:cs="Times New Roman"/>
+            <w:lang w:val="en-US"/>
+          </w:rPr>
+          <m:t>+</m:t>
+        </m:r>
+        <m:r>
+          <w:rPr>
+            <w:rFonts w:ascii="Cambria Math" w:eastAsiaTheme="minorEastAsia" w:hAnsi="Cambria Math" w:cs="Times New Roman"/>
+            <w:lang w:val="en-US"/>
+          </w:rPr>
+          <m:t>E</m:t>
+        </m:r>
+        <m:r>
+          <w:rPr>
+            <w:rFonts w:ascii="Cambria Math" w:hAnsi="Cambria Math" w:cs="Times New Roman"/>
+            <w:lang w:val="en-US"/>
+          </w:rPr>
+          <m:t>*</m:t>
+        </m:r>
+        <m:sSup>
+          <m:sSupPr>
+            <m:ctrlPr>
+              <w:rPr>
+                <w:rFonts w:ascii="Cambria Math" w:hAnsi="Cambria Math" w:cs="Times New Roman"/>
+                <w:i/>
+                <w:lang w:val="en-US"/>
+              </w:rPr>
+            </m:ctrlPr>
+          </m:sSupPr>
+          <m:e>
+            <m:acc>
+              <m:accPr>
+                <m:chr m:val="⃗"/>
+                <m:ctrlPr>
+                  <w:rPr>
+                    <w:rFonts w:ascii="Cambria Math" w:hAnsi="Cambria Math" w:cs="Times New Roman"/>
+                    <w:i/>
+                    <w:lang w:val="en-US"/>
+                  </w:rPr>
+                </m:ctrlPr>
+              </m:accPr>
+              <m:e>
+                <m:r>
+                  <w:rPr>
+                    <w:rFonts w:ascii="Cambria Math" w:hAnsi="Cambria Math" w:cs="Times New Roman"/>
+                    <w:lang w:val="en-US"/>
+                  </w:rPr>
+                  <m:t>x</m:t>
+                </m:r>
+              </m:e>
+            </m:acc>
+          </m:e>
+          <m:sup>
+            <m:r>
+              <w:rPr>
+                <w:rFonts w:ascii="Cambria Math" w:hAnsi="Cambria Math" w:cs="Times New Roman"/>
+                <w:lang w:val="en-US"/>
+              </w:rPr>
+              <m:t>'</m:t>
+            </m:r>
+          </m:sup>
+        </m:sSup>
+        <m:r>
+          <w:rPr>
+            <w:rFonts w:ascii="Cambria Math" w:hAnsi="Cambria Math" w:cs="Times New Roman"/>
+            <w:lang w:val="en-US"/>
+          </w:rPr>
+          <m:t>=z</m:t>
+        </m:r>
+        <m:r>
+          <w:rPr>
+            <w:rFonts w:ascii="Cambria Math" w:hAnsi="Cambria Math" w:cs="Times New Roman"/>
+            <w:lang w:val="en-US"/>
+          </w:rPr>
+          <m:t xml:space="preserve"> </m:t>
+        </m:r>
+      </m:oMath>
+      <w:r>
+        <w:rPr>
+          <w:rFonts w:ascii="Times New Roman" w:eastAsiaTheme="minorEastAsia" w:hAnsi="Times New Roman" w:cs="Times New Roman"/>
+          <w:lang w:val="en-US"/>
+        </w:rPr>
+        <w:t>can be solved using backward Euler and QZ factorization:</w:t>
+      </w:r>
+    </w:p>
+    <w:p>
+      <w:pPr>
+        <w:rPr>
+          <w:rFonts w:ascii="Times New Roman" w:eastAsiaTheme="minorEastAsia" w:hAnsi="Times New Roman" w:cs="Times New Roman"/>
+          <w:lang w:val="en-US"/>
+        </w:rPr>
+      </w:pPr>
+      <w:r>
+        <w:rPr>
+          <w:rFonts w:ascii="Times New Roman" w:eastAsiaTheme="minorEastAsia" w:hAnsi="Times New Roman" w:cs="Times New Roman"/>
+          <w:lang w:val="en-US"/>
+        </w:rPr>
+        <w:t>Backward Euler</w:t>
+      </w:r>
+    </w:p>
+    <w:p>
+      <w:pPr>
+        <w:rPr>
+          <w:rFonts w:ascii="Times New Roman" w:eastAsiaTheme="minorEastAsia" w:hAnsi="Times New Roman" w:cs="Times New Roman"/>
+          <w:lang w:val="en-US"/>
+        </w:rPr>
+      </w:pPr>
+      <w:bookmarkStart w:id="0" w:name="_GoBack"/>
+      <w:bookmarkEnd w:id="0"/>
+      <m:oMathPara>
+        <m:oMath>
+          <m:r>
+            <w:rPr>
+              <w:rFonts w:ascii="Cambria Math" w:eastAsiaTheme="minorEastAsia" w:hAnsi="Cambria Math" w:cs="Times New Roman"/>
+              <w:lang w:val="en-US"/>
+            </w:rPr>
+            <m:t>E</m:t>
+          </m:r>
+          <m:r>
+            <m:rPr>
+              <m:sty m:val="p"/>
+            </m:rPr>
+            <w:rPr>
+              <w:rFonts w:ascii="Cambria Math" w:eastAsiaTheme="minorEastAsia" w:hAnsi="Cambria Math" w:cs="Times New Roman"/>
+              <w:lang w:val="en-US"/>
+            </w:rPr>
+            <m:t>*</m:t>
+          </m:r>
+          <m:acc>
+            <m:accPr>
+              <m:chr m:val="̇"/>
+              <m:ctrlPr>
+                <w:rPr>
+                  <w:rFonts w:ascii="Cambria Math" w:eastAsiaTheme="minorEastAsia" w:hAnsi="Cambria Math" w:cs="Times New Roman"/>
+                  <w:lang w:val="en-US"/>
+                </w:rPr>
+              </m:ctrlPr>
+            </m:accPr>
+            <m:e>
+              <m:r>
+                <w:rPr>
+                  <w:rFonts w:ascii="Cambria Math" w:eastAsiaTheme="minorEastAsia" w:hAnsi="Cambria Math" w:cs="Times New Roman"/>
+                  <w:lang w:val="en-US"/>
+                </w:rPr>
+                <m:t>x</m:t>
+              </m:r>
+            </m:e>
+          </m:acc>
+          <m:d>
+            <m:dPr>
+              <m:ctrlPr>
+                <w:rPr>
+                  <w:rFonts w:ascii="Cambria Math" w:eastAsiaTheme="minorEastAsia" w:hAnsi="Cambria Math" w:cs="Times New Roman"/>
+                  <w:lang w:val="en-US"/>
+                </w:rPr>
+              </m:ctrlPr>
+            </m:dPr>
+            <m:e>
+              <m:r>
+                <w:rPr>
+                  <w:rFonts w:ascii="Cambria Math" w:eastAsiaTheme="minorEastAsia" w:hAnsi="Cambria Math" w:cs="Times New Roman"/>
+                  <w:lang w:val="en-US"/>
+                </w:rPr>
+                <m:t>t</m:t>
+              </m:r>
+            </m:e>
+          </m:d>
+          <m:r>
+            <m:rPr>
+              <m:sty m:val="p"/>
+            </m:rPr>
+            <w:rPr>
+              <w:rFonts w:ascii="Cambria Math" w:eastAsiaTheme="minorEastAsia" w:hAnsi="Cambria Math" w:cs="Times New Roman"/>
+              <w:lang w:val="en-US"/>
+            </w:rPr>
+            <m:t>+</m:t>
+          </m:r>
+          <m:r>
+            <w:rPr>
+              <w:rFonts w:ascii="Cambria Math" w:eastAsiaTheme="minorEastAsia" w:hAnsi="Cambria Math" w:cs="Times New Roman"/>
+              <w:lang w:val="en-US"/>
+            </w:rPr>
+            <m:t>A</m:t>
+          </m:r>
+          <m:r>
+            <m:rPr>
+              <m:sty m:val="p"/>
+            </m:rPr>
+            <w:rPr>
+              <w:rFonts w:ascii="Cambria Math" w:eastAsiaTheme="minorEastAsia" w:hAnsi="Cambria Math" w:cs="Times New Roman"/>
+              <w:lang w:val="en-US"/>
+            </w:rPr>
+            <m:t>*</m:t>
+          </m:r>
+          <m:r>
+            <w:rPr>
+              <w:rFonts w:ascii="Cambria Math" w:eastAsiaTheme="minorEastAsia" w:hAnsi="Cambria Math" w:cs="Times New Roman"/>
+              <w:lang w:val="en-US"/>
+            </w:rPr>
+            <m:t>x</m:t>
+          </m:r>
+          <m:d>
+            <m:dPr>
+              <m:ctrlPr>
+                <w:rPr>
+                  <w:rFonts w:ascii="Cambria Math" w:eastAsiaTheme="minorEastAsia" w:hAnsi="Cambria Math" w:cs="Times New Roman"/>
+                  <w:lang w:val="en-US"/>
+                </w:rPr>
+              </m:ctrlPr>
+            </m:dPr>
+            <m:e>
+              <m:r>
+                <w:rPr>
+                  <w:rFonts w:ascii="Cambria Math" w:eastAsiaTheme="minorEastAsia" w:hAnsi="Cambria Math" w:cs="Times New Roman"/>
+                  <w:lang w:val="en-US"/>
+                </w:rPr>
+                <m:t>t</m:t>
+              </m:r>
+            </m:e>
+          </m:d>
+          <m:r>
+            <m:rPr>
+              <m:sty m:val="p"/>
+            </m:rPr>
+            <w:rPr>
+              <w:rFonts w:ascii="Cambria Math" w:eastAsiaTheme="minorEastAsia" w:hAnsi="Cambria Math" w:cs="Times New Roman"/>
+              <w:lang w:val="en-US"/>
+            </w:rPr>
+            <m:t>=</m:t>
+          </m:r>
+          <m:r>
+            <w:rPr>
+              <w:rFonts w:ascii="Cambria Math" w:eastAsiaTheme="minorEastAsia" w:hAnsi="Cambria Math" w:cs="Times New Roman"/>
+              <w:lang w:val="en-US"/>
+            </w:rPr>
+            <m:t>f</m:t>
+          </m:r>
+          <m:d>
+            <m:dPr>
+              <m:ctrlPr>
+                <w:rPr>
+                  <w:rFonts w:ascii="Cambria Math" w:eastAsiaTheme="minorEastAsia" w:hAnsi="Cambria Math" w:cs="Times New Roman"/>
+                  <w:lang w:val="en-US"/>
+                </w:rPr>
+              </m:ctrlPr>
+            </m:dPr>
+            <m:e>
+              <m:r>
+                <w:rPr>
+                  <w:rFonts w:ascii="Cambria Math" w:eastAsiaTheme="minorEastAsia" w:hAnsi="Cambria Math" w:cs="Times New Roman"/>
+                  <w:lang w:val="en-US"/>
+                </w:rPr>
+                <m:t>t</m:t>
+              </m:r>
+            </m:e>
+          </m:d>
+        </m:oMath>
+      </m:oMathPara>
+    </w:p>
+    <w:p>
+      <w:pPr>
+        <w:rPr>
+          <w:rFonts w:ascii="Times New Roman" w:eastAsiaTheme="minorEastAsia" w:hAnsi="Times New Roman" w:cs="Times New Roman"/>
+          <w:lang w:val="en-US"/>
+        </w:rPr>
+      </w:pPr>
+      <m:oMathPara>
+        <m:oMath>
+          <m:sSub>
+            <m:sSubPr>
+              <m:ctrlPr>
+                <w:rPr>
+                  <w:rFonts w:ascii="Cambria Math" w:eastAsiaTheme="minorEastAsia" w:hAnsi="Cambria Math" w:cs="Times New Roman"/>
+                  <w:lang w:val="en-US"/>
+                </w:rPr>
+              </m:ctrlPr>
+            </m:sSubPr>
+            <m:e>
+              <m:acc>
+                <m:accPr>
+                  <m:chr m:val="̇"/>
+                  <m:ctrlPr>
+                    <w:rPr>
+                      <w:rFonts w:ascii="Cambria Math" w:eastAsiaTheme="minorEastAsia" w:hAnsi="Cambria Math" w:cs="Times New Roman"/>
+                      <w:lang w:val="en-US"/>
+                    </w:rPr>
+                  </m:ctrlPr>
+                </m:accPr>
+                <m:e>
+                  <m:r>
+                    <w:rPr>
+                      <w:rFonts w:ascii="Cambria Math" w:eastAsiaTheme="minorEastAsia" w:hAnsi="Cambria Math" w:cs="Times New Roman"/>
+                      <w:lang w:val="en-US"/>
+                    </w:rPr>
+                    <m:t>x</m:t>
+                  </m:r>
+                </m:e>
+              </m:acc>
+            </m:e>
+            <m:sub>
+              <m:r>
+                <w:rPr>
+                  <w:rFonts w:ascii="Cambria Math" w:eastAsiaTheme="minorEastAsia" w:hAnsi="Cambria Math" w:cs="Times New Roman"/>
+                  <w:lang w:val="en-US"/>
+                </w:rPr>
+                <m:t>n</m:t>
+              </m:r>
+            </m:sub>
+          </m:sSub>
+          <m:r>
+            <m:rPr>
+              <m:sty m:val="p"/>
+            </m:rPr>
+            <w:rPr>
+              <w:rFonts w:ascii="Cambria Math" w:eastAsiaTheme="minorEastAsia" w:hAnsi="Cambria Math" w:cs="Times New Roman"/>
+              <w:lang w:val="en-US"/>
+            </w:rPr>
+            <m:t>=</m:t>
+          </m:r>
+          <m:f>
+            <m:fPr>
+              <m:ctrlPr>
+                <w:rPr>
+                  <w:rFonts w:ascii="Cambria Math" w:eastAsiaTheme="minorEastAsia" w:hAnsi="Cambria Math" w:cs="Times New Roman"/>
+                  <w:lang w:val="en-US"/>
+                </w:rPr>
+              </m:ctrlPr>
+            </m:fPr>
+            <m:num>
+              <m:sSub>
+                <m:sSubPr>
+                  <m:ctrlPr>
+                    <w:rPr>
+                      <w:rFonts w:ascii="Cambria Math" w:eastAsiaTheme="minorEastAsia" w:hAnsi="Cambria Math" w:cs="Times New Roman"/>
+                      <w:lang w:val="en-US"/>
+                    </w:rPr>
+                  </m:ctrlPr>
+                </m:sSubPr>
+                <m:e>
+                  <m:r>
+                    <w:rPr>
+                      <w:rFonts w:ascii="Cambria Math" w:eastAsiaTheme="minorEastAsia" w:hAnsi="Cambria Math" w:cs="Times New Roman"/>
+                      <w:lang w:val="en-US"/>
+                    </w:rPr>
+                    <m:t>x</m:t>
+                  </m:r>
+                </m:e>
+                <m:sub>
+                  <m:r>
+                    <w:rPr>
+                      <w:rFonts w:ascii="Cambria Math" w:eastAsiaTheme="minorEastAsia" w:hAnsi="Cambria Math" w:cs="Times New Roman"/>
+                      <w:lang w:val="en-US"/>
+                    </w:rPr>
+                    <m:t>n</m:t>
+                  </m:r>
+                </m:sub>
+              </m:sSub>
+              <m:r>
+                <m:rPr>
+                  <m:sty m:val="p"/>
+                </m:rPr>
+                <w:rPr>
+                  <w:rFonts w:ascii="Cambria Math" w:eastAsiaTheme="minorEastAsia" w:hAnsi="Cambria Math" w:cs="Times New Roman"/>
+                  <w:lang w:val="en-US"/>
+                </w:rPr>
+                <m:t>-</m:t>
+              </m:r>
+              <m:sSub>
+                <m:sSubPr>
+                  <m:ctrlPr>
+                    <w:rPr>
+                      <w:rFonts w:ascii="Cambria Math" w:eastAsiaTheme="minorEastAsia" w:hAnsi="Cambria Math" w:cs="Times New Roman"/>
+                      <w:lang w:val="en-US"/>
+                    </w:rPr>
+                  </m:ctrlPr>
+                </m:sSubPr>
+                <m:e>
+                  <m:r>
+                    <w:rPr>
+                      <w:rFonts w:ascii="Cambria Math" w:eastAsiaTheme="minorEastAsia" w:hAnsi="Cambria Math" w:cs="Times New Roman"/>
+                      <w:lang w:val="en-US"/>
+                    </w:rPr>
+                    <m:t>x</m:t>
+                  </m:r>
+                </m:e>
+                <m:sub>
+                  <m:r>
+                    <w:rPr>
+                      <w:rFonts w:ascii="Cambria Math" w:eastAsiaTheme="minorEastAsia" w:hAnsi="Cambria Math" w:cs="Times New Roman"/>
+                      <w:lang w:val="en-US"/>
+                    </w:rPr>
+                    <m:t>n</m:t>
+                  </m:r>
+                  <m:r>
+                    <m:rPr>
+                      <m:sty m:val="p"/>
+                    </m:rPr>
+                    <w:rPr>
+                      <w:rFonts w:ascii="Cambria Math" w:eastAsiaTheme="minorEastAsia" w:hAnsi="Cambria Math" w:cs="Times New Roman"/>
+                      <w:lang w:val="en-US"/>
+                    </w:rPr>
+                    <m:t>-1</m:t>
+                  </m:r>
+                </m:sub>
+              </m:sSub>
+            </m:num>
+            <m:den>
+              <m:r>
+                <w:rPr>
+                  <w:rFonts w:ascii="Cambria Math" w:eastAsiaTheme="minorEastAsia" w:hAnsi="Cambria Math" w:cs="Times New Roman"/>
+                  <w:lang w:val="en-US"/>
+                </w:rPr>
+                <m:t>h</m:t>
+              </m:r>
+            </m:den>
+          </m:f>
+        </m:oMath>
+      </m:oMathPara>
+    </w:p>
+    <w:p>
+      <w:pPr>
+        <w:rPr>
+          <w:rFonts w:ascii="Times New Roman" w:eastAsiaTheme="minorEastAsia" w:hAnsi="Times New Roman" w:cs="Times New Roman"/>
+          <w:lang w:val="en-US"/>
+        </w:rPr>
+      </w:pPr>
+      <m:oMathPara>
+        <m:oMath>
+          <m:r>
+            <w:rPr>
+              <w:rFonts w:ascii="Cambria Math" w:eastAsiaTheme="minorEastAsia" w:hAnsi="Cambria Math" w:cs="Times New Roman"/>
+              <w:lang w:val="en-US"/>
+            </w:rPr>
+            <m:t>E</m:t>
+          </m:r>
+          <m:d>
+            <m:dPr>
+              <m:ctrlPr>
+                <w:rPr>
+                  <w:rFonts w:ascii="Cambria Math" w:eastAsiaTheme="minorEastAsia" w:hAnsi="Cambria Math" w:cs="Times New Roman"/>
+                  <w:lang w:val="en-US"/>
+                </w:rPr>
+              </m:ctrlPr>
+            </m:dPr>
+            <m:e>
+              <m:f>
+                <m:fPr>
+                  <m:ctrlPr>
+                    <w:rPr>
+                      <w:rFonts w:ascii="Cambria Math" w:eastAsiaTheme="minorEastAsia" w:hAnsi="Cambria Math" w:cs="Times New Roman"/>
+                      <w:lang w:val="en-US"/>
+                    </w:rPr>
+                  </m:ctrlPr>
+                </m:fPr>
+                <m:num>
+                  <m:sSub>
+                    <m:sSubPr>
+                      <m:ctrlPr>
+                        <w:rPr>
+                          <w:rFonts w:ascii="Cambria Math" w:eastAsiaTheme="minorEastAsia" w:hAnsi="Cambria Math" w:cs="Times New Roman"/>
+                          <w:lang w:val="en-US"/>
+                        </w:rPr>
+                      </m:ctrlPr>
+                    </m:sSubPr>
+                    <m:e>
+                      <m:r>
+                        <w:rPr>
+                          <w:rFonts w:ascii="Cambria Math" w:eastAsiaTheme="minorEastAsia" w:hAnsi="Cambria Math" w:cs="Times New Roman"/>
+                          <w:lang w:val="en-US"/>
+                        </w:rPr>
+                        <m:t>x</m:t>
+                      </m:r>
+                    </m:e>
+                    <m:sub>
+                      <m:r>
+                        <w:rPr>
+                          <w:rFonts w:ascii="Cambria Math" w:eastAsiaTheme="minorEastAsia" w:hAnsi="Cambria Math" w:cs="Times New Roman"/>
+                          <w:lang w:val="en-US"/>
+                        </w:rPr>
+                        <m:t>n</m:t>
+                      </m:r>
+                    </m:sub>
+                  </m:sSub>
+                  <m:r>
+                    <m:rPr>
+                      <m:sty m:val="p"/>
+                    </m:rPr>
+                    <w:rPr>
+                      <w:rFonts w:ascii="Cambria Math" w:eastAsiaTheme="minorEastAsia" w:hAnsi="Cambria Math" w:cs="Times New Roman"/>
+                      <w:lang w:val="en-US"/>
+                    </w:rPr>
+                    <m:t>-</m:t>
+                  </m:r>
+                  <m:sSub>
+                    <m:sSubPr>
+                      <m:ctrlPr>
+                        <w:rPr>
+                          <w:rFonts w:ascii="Cambria Math" w:eastAsiaTheme="minorEastAsia" w:hAnsi="Cambria Math" w:cs="Times New Roman"/>
+                          <w:lang w:val="en-US"/>
+                        </w:rPr>
+                      </m:ctrlPr>
+                    </m:sSubPr>
+                    <m:e>
+                      <m:r>
+                        <w:rPr>
+                          <w:rFonts w:ascii="Cambria Math" w:eastAsiaTheme="minorEastAsia" w:hAnsi="Cambria Math" w:cs="Times New Roman"/>
+                          <w:lang w:val="en-US"/>
+                        </w:rPr>
+                        <m:t>x</m:t>
+                      </m:r>
+                    </m:e>
+                    <m:sub>
+                      <m:r>
+                        <w:rPr>
+                          <w:rFonts w:ascii="Cambria Math" w:eastAsiaTheme="minorEastAsia" w:hAnsi="Cambria Math" w:cs="Times New Roman"/>
+                          <w:lang w:val="en-US"/>
+                        </w:rPr>
+                        <m:t>n</m:t>
+                      </m:r>
+                      <m:r>
+                        <m:rPr>
+                          <m:sty m:val="p"/>
+                        </m:rPr>
+                        <w:rPr>
+                          <w:rFonts w:ascii="Cambria Math" w:eastAsiaTheme="minorEastAsia" w:hAnsi="Cambria Math" w:cs="Times New Roman"/>
+                          <w:lang w:val="en-US"/>
+                        </w:rPr>
+                        <m:t>-1</m:t>
+                      </m:r>
+                    </m:sub>
+                  </m:sSub>
+                </m:num>
+                <m:den>
+                  <m:r>
+                    <w:rPr>
+                      <w:rFonts w:ascii="Cambria Math" w:eastAsiaTheme="minorEastAsia" w:hAnsi="Cambria Math" w:cs="Times New Roman"/>
+                      <w:lang w:val="en-US"/>
+                    </w:rPr>
+                    <m:t>h</m:t>
+                  </m:r>
+                </m:den>
+              </m:f>
+            </m:e>
+          </m:d>
+          <m:r>
+            <m:rPr>
+              <m:sty m:val="p"/>
+            </m:rPr>
+            <w:rPr>
+              <w:rFonts w:ascii="Cambria Math" w:eastAsiaTheme="minorEastAsia" w:hAnsi="Cambria Math" w:cs="Times New Roman"/>
+              <w:lang w:val="en-US"/>
+            </w:rPr>
+            <m:t>+</m:t>
+          </m:r>
+          <m:r>
+            <w:rPr>
+              <w:rFonts w:ascii="Cambria Math" w:eastAsiaTheme="minorEastAsia" w:hAnsi="Cambria Math" w:cs="Times New Roman"/>
+              <w:lang w:val="en-US"/>
+            </w:rPr>
+            <m:t>A</m:t>
+          </m:r>
+          <m:sSub>
+            <m:sSubPr>
+              <m:ctrlPr>
+                <w:rPr>
+                  <w:rFonts w:ascii="Cambria Math" w:eastAsiaTheme="minorEastAsia" w:hAnsi="Cambria Math" w:cs="Times New Roman"/>
+                  <w:lang w:val="en-US"/>
+                </w:rPr>
+              </m:ctrlPr>
+            </m:sSubPr>
+            <m:e>
+              <m:r>
+                <w:rPr>
+                  <w:rFonts w:ascii="Cambria Math" w:eastAsiaTheme="minorEastAsia" w:hAnsi="Cambria Math" w:cs="Times New Roman"/>
+                  <w:lang w:val="en-US"/>
+                </w:rPr>
+                <m:t>x</m:t>
+              </m:r>
+            </m:e>
+            <m:sub>
+              <m:r>
+                <w:rPr>
+                  <w:rFonts w:ascii="Cambria Math" w:eastAsiaTheme="minorEastAsia" w:hAnsi="Cambria Math" w:cs="Times New Roman"/>
+                  <w:lang w:val="en-US"/>
+                </w:rPr>
+                <m:t>n</m:t>
+              </m:r>
+            </m:sub>
+          </m:sSub>
+          <m:r>
+            <m:rPr>
+              <m:sty m:val="p"/>
+            </m:rPr>
+            <w:rPr>
+              <w:rFonts w:ascii="Cambria Math" w:eastAsiaTheme="minorEastAsia" w:hAnsi="Cambria Math" w:cs="Times New Roman"/>
+              <w:lang w:val="en-US"/>
+            </w:rPr>
+            <m:t>=</m:t>
+          </m:r>
+          <m:sSub>
+            <m:sSubPr>
+              <m:ctrlPr>
+                <w:rPr>
+                  <w:rFonts w:ascii="Cambria Math" w:eastAsiaTheme="minorEastAsia" w:hAnsi="Cambria Math" w:cs="Times New Roman"/>
+                  <w:lang w:val="en-US"/>
+                </w:rPr>
+              </m:ctrlPr>
+            </m:sSubPr>
+            <m:e>
+              <m:r>
+                <w:rPr>
+                  <w:rFonts w:ascii="Cambria Math" w:eastAsiaTheme="minorEastAsia" w:hAnsi="Cambria Math" w:cs="Times New Roman"/>
+                  <w:lang w:val="en-US"/>
+                </w:rPr>
+                <m:t>f</m:t>
+              </m:r>
+            </m:e>
+            <m:sub>
+              <m:r>
+                <w:rPr>
+                  <w:rFonts w:ascii="Cambria Math" w:eastAsiaTheme="minorEastAsia" w:hAnsi="Cambria Math" w:cs="Times New Roman"/>
+                  <w:lang w:val="en-US"/>
+                </w:rPr>
+                <m:t>n</m:t>
+              </m:r>
+            </m:sub>
+          </m:sSub>
+        </m:oMath>
+      </m:oMathPara>
+    </w:p>
+    <w:p>
+      <w:pPr>
+        <w:rPr>
+          <w:rFonts w:ascii="Times New Roman" w:eastAsiaTheme="minorEastAsia" w:hAnsi="Times New Roman" w:cs="Times New Roman"/>
+          <w:lang w:val="en-US"/>
+        </w:rPr>
+      </w:pPr>
+      <m:oMathPara>
+        <m:oMath>
+          <m:d>
+            <m:dPr>
+              <m:ctrlPr>
+                <w:rPr>
+                  <w:rFonts w:ascii="Cambria Math" w:eastAsiaTheme="minorEastAsia" w:hAnsi="Cambria Math" w:cs="Times New Roman"/>
+                  <w:lang w:val="en-US"/>
+                </w:rPr>
+              </m:ctrlPr>
+            </m:dPr>
+            <m:e>
+              <m:f>
+                <m:fPr>
+                  <m:ctrlPr>
+                    <w:rPr>
+                      <w:rFonts w:ascii="Cambria Math" w:eastAsiaTheme="minorEastAsia" w:hAnsi="Cambria Math" w:cs="Times New Roman"/>
+                      <w:lang w:val="en-US"/>
+                    </w:rPr>
+                  </m:ctrlPr>
+                </m:fPr>
+                <m:num>
+                  <m:r>
+                    <m:rPr>
+                      <m:sty m:val="p"/>
+                    </m:rPr>
+                    <w:rPr>
+                      <w:rFonts w:ascii="Cambria Math" w:eastAsiaTheme="minorEastAsia" w:hAnsi="Cambria Math" w:cs="Times New Roman"/>
+                      <w:lang w:val="en-US"/>
+                    </w:rPr>
+                    <m:t>1</m:t>
+                  </m:r>
+                </m:num>
+                <m:den>
+                  <m:r>
+                    <w:rPr>
+                      <w:rFonts w:ascii="Cambria Math" w:eastAsiaTheme="minorEastAsia" w:hAnsi="Cambria Math" w:cs="Times New Roman"/>
+                      <w:lang w:val="en-US"/>
+                    </w:rPr>
+                    <m:t>h</m:t>
+                  </m:r>
+                </m:den>
+              </m:f>
+              <m:r>
+                <w:rPr>
+                  <w:rFonts w:ascii="Cambria Math" w:eastAsiaTheme="minorEastAsia" w:hAnsi="Cambria Math" w:cs="Times New Roman"/>
+                  <w:lang w:val="en-US"/>
+                </w:rPr>
+                <m:t>E</m:t>
+              </m:r>
+              <m:r>
+                <m:rPr>
+                  <m:sty m:val="p"/>
+                </m:rPr>
+                <w:rPr>
+                  <w:rFonts w:ascii="Cambria Math" w:eastAsiaTheme="minorEastAsia" w:hAnsi="Cambria Math" w:cs="Times New Roman"/>
+                  <w:lang w:val="en-US"/>
+                </w:rPr>
+                <m:t>+</m:t>
+              </m:r>
+              <m:r>
+                <w:rPr>
+                  <w:rFonts w:ascii="Cambria Math" w:eastAsiaTheme="minorEastAsia" w:hAnsi="Cambria Math" w:cs="Times New Roman"/>
+                  <w:lang w:val="en-US"/>
+                </w:rPr>
+                <m:t>A</m:t>
+              </m:r>
+            </m:e>
+          </m:d>
+          <m:sSub>
+            <m:sSubPr>
+              <m:ctrlPr>
+                <w:rPr>
+                  <w:rFonts w:ascii="Cambria Math" w:eastAsiaTheme="minorEastAsia" w:hAnsi="Cambria Math" w:cs="Times New Roman"/>
+                  <w:lang w:val="en-US"/>
+                </w:rPr>
+              </m:ctrlPr>
+            </m:sSubPr>
+            <m:e>
+              <m:r>
+                <w:rPr>
+                  <w:rFonts w:ascii="Cambria Math" w:eastAsiaTheme="minorEastAsia" w:hAnsi="Cambria Math" w:cs="Times New Roman"/>
+                  <w:lang w:val="en-US"/>
+                </w:rPr>
+                <m:t>x</m:t>
+              </m:r>
+            </m:e>
+            <m:sub>
+              <m:r>
+                <w:rPr>
+                  <w:rFonts w:ascii="Cambria Math" w:eastAsiaTheme="minorEastAsia" w:hAnsi="Cambria Math" w:cs="Times New Roman"/>
+                  <w:lang w:val="en-US"/>
+                </w:rPr>
+                <m:t>n</m:t>
+              </m:r>
+            </m:sub>
+          </m:sSub>
+          <m:r>
+            <m:rPr>
+              <m:sty m:val="p"/>
+            </m:rPr>
+            <w:rPr>
+              <w:rFonts w:ascii="Cambria Math" w:eastAsiaTheme="minorEastAsia" w:hAnsi="Cambria Math" w:cs="Times New Roman"/>
+              <w:lang w:val="en-US"/>
+            </w:rPr>
+            <m:t>=</m:t>
+          </m:r>
+          <m:f>
+            <m:fPr>
+              <m:ctrlPr>
+                <w:rPr>
+                  <w:rFonts w:ascii="Cambria Math" w:eastAsiaTheme="minorEastAsia" w:hAnsi="Cambria Math" w:cs="Times New Roman"/>
+                  <w:lang w:val="en-US"/>
+                </w:rPr>
+              </m:ctrlPr>
+            </m:fPr>
+            <m:num>
+              <m:r>
+                <m:rPr>
+                  <m:sty m:val="p"/>
+                </m:rPr>
+                <w:rPr>
+                  <w:rFonts w:ascii="Cambria Math" w:eastAsiaTheme="minorEastAsia" w:hAnsi="Cambria Math" w:cs="Times New Roman"/>
+                  <w:lang w:val="en-US"/>
+                </w:rPr>
+                <m:t>1</m:t>
+              </m:r>
+            </m:num>
+            <m:den>
+              <m:r>
+                <w:rPr>
+                  <w:rFonts w:ascii="Cambria Math" w:eastAsiaTheme="minorEastAsia" w:hAnsi="Cambria Math" w:cs="Times New Roman"/>
+                  <w:lang w:val="en-US"/>
+                </w:rPr>
+                <m:t>h</m:t>
+              </m:r>
+            </m:den>
+          </m:f>
+          <m:r>
+            <w:rPr>
+              <w:rFonts w:ascii="Cambria Math" w:eastAsiaTheme="minorEastAsia" w:hAnsi="Cambria Math" w:cs="Times New Roman"/>
+              <w:lang w:val="en-US"/>
+            </w:rPr>
+            <m:t>E</m:t>
+          </m:r>
+          <m:sSub>
+            <m:sSubPr>
+              <m:ctrlPr>
+                <w:rPr>
+                  <w:rFonts w:ascii="Cambria Math" w:eastAsiaTheme="minorEastAsia" w:hAnsi="Cambria Math" w:cs="Times New Roman"/>
+                  <w:lang w:val="en-US"/>
+                </w:rPr>
+              </m:ctrlPr>
+            </m:sSubPr>
+            <m:e>
+              <m:r>
+                <w:rPr>
+                  <w:rFonts w:ascii="Cambria Math" w:eastAsiaTheme="minorEastAsia" w:hAnsi="Cambria Math" w:cs="Times New Roman"/>
+                  <w:lang w:val="en-US"/>
+                </w:rPr>
+                <m:t>x</m:t>
+              </m:r>
+            </m:e>
+            <m:sub>
+              <m:r>
+                <w:rPr>
+                  <w:rFonts w:ascii="Cambria Math" w:eastAsiaTheme="minorEastAsia" w:hAnsi="Cambria Math" w:cs="Times New Roman"/>
+                  <w:lang w:val="en-US"/>
+                </w:rPr>
+                <m:t>n</m:t>
+              </m:r>
+              <m:r>
+                <m:rPr>
+                  <m:sty m:val="p"/>
+                </m:rPr>
+                <w:rPr>
+                  <w:rFonts w:ascii="Cambria Math" w:eastAsiaTheme="minorEastAsia" w:hAnsi="Cambria Math" w:cs="Times New Roman"/>
+                  <w:lang w:val="en-US"/>
+                </w:rPr>
+                <m:t>-1</m:t>
+              </m:r>
+            </m:sub>
+          </m:sSub>
+          <m:r>
+            <m:rPr>
+              <m:sty m:val="p"/>
+            </m:rPr>
+            <w:rPr>
+              <w:rFonts w:ascii="Cambria Math" w:eastAsiaTheme="minorEastAsia" w:hAnsi="Cambria Math" w:cs="Times New Roman"/>
+              <w:lang w:val="en-US"/>
+            </w:rPr>
+            <m:t>+</m:t>
+          </m:r>
+          <m:sSub>
+            <m:sSubPr>
+              <m:ctrlPr>
+                <w:rPr>
+                  <w:rFonts w:ascii="Cambria Math" w:eastAsiaTheme="minorEastAsia" w:hAnsi="Cambria Math" w:cs="Times New Roman"/>
+                  <w:lang w:val="en-US"/>
+                </w:rPr>
+              </m:ctrlPr>
+            </m:sSubPr>
+            <m:e>
+              <m:r>
+                <w:rPr>
+                  <w:rFonts w:ascii="Cambria Math" w:eastAsiaTheme="minorEastAsia" w:hAnsi="Cambria Math" w:cs="Times New Roman"/>
+                  <w:lang w:val="en-US"/>
+                </w:rPr>
+                <m:t>f</m:t>
+              </m:r>
+            </m:e>
+            <m:sub>
+              <m:r>
+                <w:rPr>
+                  <w:rFonts w:ascii="Cambria Math" w:eastAsiaTheme="minorEastAsia" w:hAnsi="Cambria Math" w:cs="Times New Roman"/>
+                  <w:lang w:val="en-US"/>
+                </w:rPr>
+                <m:t>n</m:t>
+              </m:r>
+            </m:sub>
+          </m:sSub>
+        </m:oMath>
+      </m:oMathPara>
+    </w:p>
+    <w:p>
+      <w:pPr>
+        <w:rPr>
+          <w:rFonts w:ascii="Times New Roman" w:eastAsiaTheme="minorEastAsia" w:hAnsi="Times New Roman" w:cs="Times New Roman"/>
+          <w:lang w:val="en-US"/>
+        </w:rPr>
+      </w:pPr>
+    </w:p>
+    <w:p>
+      <w:pPr>
+        <w:rPr>
+          <w:rFonts w:ascii="Times New Roman" w:eastAsiaTheme="minorEastAsia" w:hAnsi="Times New Roman" w:cs="Times New Roman"/>
+          <w:lang w:val="en-US"/>
+        </w:rPr>
+      </w:pPr>
+      <w:r>
+        <w:rPr>
+          <w:rFonts w:ascii="Times New Roman" w:eastAsiaTheme="minorEastAsia" w:hAnsi="Times New Roman" w:cs="Times New Roman"/>
+          <w:lang w:val="en-US"/>
+        </w:rPr>
+        <w:t>QZ Factorization</w:t>
+      </w:r>
+    </w:p>
+    <w:p>
+      <w:pPr>
+        <w:rPr>
+          <w:rFonts w:ascii="Times New Roman" w:eastAsiaTheme="minorEastAsia" w:hAnsi="Times New Roman" w:cs="Times New Roman"/>
+          <w:lang w:val="en-US"/>
+        </w:rPr>
+      </w:pPr>
+      <m:oMathPara>
+        <m:oMath>
+          <m:d>
+            <m:dPr>
+              <m:begChr m:val="["/>
+              <m:endChr m:val="]"/>
+              <m:ctrlPr>
+                <w:rPr>
+                  <w:rFonts w:ascii="Cambria Math" w:eastAsiaTheme="minorEastAsia" w:hAnsi="Cambria Math" w:cs="Times New Roman"/>
+                  <w:i/>
+                  <w:lang w:val="en-US"/>
+                </w:rPr>
+              </m:ctrlPr>
+            </m:dPr>
+            <m:e>
+              <m:r>
+                <w:rPr>
+                  <w:rFonts w:ascii="Cambria Math" w:eastAsiaTheme="minorEastAsia" w:hAnsi="Cambria Math" w:cs="Times New Roman"/>
+                  <w:lang w:val="en-US"/>
+                </w:rPr>
+                <m:t>S,T,Q,Z</m:t>
+              </m:r>
+            </m:e>
+          </m:d>
+          <m:r>
+            <w:rPr>
+              <w:rFonts w:ascii="Cambria Math" w:eastAsiaTheme="minorEastAsia" w:hAnsi="Cambria Math" w:cs="Times New Roman"/>
+              <w:lang w:val="en-US"/>
+            </w:rPr>
+            <m:t>=qz</m:t>
+          </m:r>
+          <m:d>
+            <m:dPr>
+              <m:ctrlPr>
+                <w:rPr>
+                  <w:rFonts w:ascii="Cambria Math" w:eastAsiaTheme="minorEastAsia" w:hAnsi="Cambria Math" w:cs="Times New Roman"/>
+                  <w:i/>
+                  <w:lang w:val="en-US"/>
+                </w:rPr>
+              </m:ctrlPr>
+            </m:dPr>
+            <m:e>
+              <m:r>
+                <w:rPr>
+                  <w:rFonts w:ascii="Cambria Math" w:eastAsiaTheme="minorEastAsia" w:hAnsi="Cambria Math" w:cs="Times New Roman"/>
+                  <w:lang w:val="en-US"/>
+                </w:rPr>
+                <m:t>A,E</m:t>
+              </m:r>
+            </m:e>
+          </m:d>
+          <m:r>
+            <w:rPr>
+              <w:rFonts w:ascii="Cambria Math" w:eastAsiaTheme="minorEastAsia" w:hAnsi="Cambria Math" w:cs="Times New Roman"/>
+              <w:lang w:val="en-US"/>
+            </w:rPr>
+            <m:t xml:space="preserve">; </m:t>
+          </m:r>
+          <m:r>
+            <w:rPr>
+              <w:rFonts w:ascii="Cambria Math" w:eastAsiaTheme="minorEastAsia" w:hAnsi="Cambria Math" w:cs="Times New Roman"/>
+              <w:lang w:val="en-US"/>
+            </w:rPr>
+            <m:t>QEZ</m:t>
+          </m:r>
+          <m:r>
+            <m:rPr>
+              <m:sty m:val="p"/>
+            </m:rPr>
+            <w:rPr>
+              <w:rFonts w:ascii="Cambria Math" w:eastAsiaTheme="minorEastAsia" w:hAnsi="Cambria Math" w:cs="Times New Roman"/>
+              <w:lang w:val="en-US"/>
+            </w:rPr>
+            <m:t>=</m:t>
+          </m:r>
+          <m:r>
+            <w:rPr>
+              <w:rFonts w:ascii="Cambria Math" w:eastAsiaTheme="minorEastAsia" w:hAnsi="Cambria Math" w:cs="Times New Roman"/>
+              <w:lang w:val="en-US"/>
+            </w:rPr>
+            <m:t>S</m:t>
+          </m:r>
+          <m:r>
+            <w:rPr>
+              <w:rFonts w:ascii="Cambria Math" w:eastAsiaTheme="minorEastAsia" w:hAnsi="Cambria Math" w:cs="Times New Roman"/>
+              <w:lang w:val="en-US"/>
+            </w:rPr>
+            <m:t>;</m:t>
+          </m:r>
+          <m:r>
+            <w:rPr>
+              <w:rFonts w:ascii="Cambria Math" w:eastAsiaTheme="minorEastAsia" w:hAnsi="Cambria Math" w:cs="Times New Roman"/>
+              <w:lang w:val="en-US"/>
+            </w:rPr>
+            <m:t>QAZ</m:t>
+          </m:r>
+          <m:r>
+            <m:rPr>
+              <m:sty m:val="p"/>
+            </m:rPr>
+            <w:rPr>
+              <w:rFonts w:ascii="Cambria Math" w:eastAsiaTheme="minorEastAsia" w:hAnsi="Cambria Math" w:cs="Times New Roman"/>
+              <w:lang w:val="en-US"/>
+            </w:rPr>
+            <m:t>=</m:t>
+          </m:r>
+          <m:r>
+            <w:rPr>
+              <w:rFonts w:ascii="Cambria Math" w:eastAsiaTheme="minorEastAsia" w:hAnsi="Cambria Math" w:cs="Times New Roman"/>
+              <w:lang w:val="en-US"/>
+            </w:rPr>
+            <m:t>T</m:t>
+          </m:r>
+        </m:oMath>
+      </m:oMathPara>
+    </w:p>
+    <w:p>
+      <w:pPr>
+        <w:rPr>
+          <w:rFonts w:ascii="Times New Roman" w:eastAsiaTheme="minorEastAsia" w:hAnsi="Times New Roman" w:cs="Times New Roman"/>
+          <w:lang w:val="en-US"/>
+        </w:rPr>
+      </w:pPr>
+      <m:oMathPara>
+        <m:oMath>
+          <m:r>
+            <w:rPr>
+              <w:rFonts w:ascii="Cambria Math" w:eastAsiaTheme="minorEastAsia" w:hAnsi="Cambria Math" w:cs="Times New Roman"/>
+              <w:lang w:val="en-US"/>
+            </w:rPr>
+            <m:t>x</m:t>
+          </m:r>
+          <m:r>
+            <m:rPr>
+              <m:sty m:val="p"/>
+            </m:rPr>
+            <w:rPr>
+              <w:rFonts w:ascii="Cambria Math" w:eastAsiaTheme="minorEastAsia" w:hAnsi="Cambria Math" w:cs="Times New Roman"/>
+              <w:lang w:val="en-US"/>
+            </w:rPr>
+            <m:t>=</m:t>
+          </m:r>
+          <m:r>
+            <w:rPr>
+              <w:rFonts w:ascii="Cambria Math" w:eastAsiaTheme="minorEastAsia" w:hAnsi="Cambria Math" w:cs="Times New Roman"/>
+              <w:lang w:val="en-US"/>
+            </w:rPr>
+            <m:t>Z</m:t>
+          </m:r>
+          <m:acc>
+            <m:accPr>
+              <m:chr m:val="̃"/>
+              <m:ctrlPr>
+                <w:rPr>
+                  <w:rFonts w:ascii="Cambria Math" w:eastAsiaTheme="minorEastAsia" w:hAnsi="Cambria Math" w:cs="Times New Roman"/>
+                  <w:lang w:val="en-US"/>
+                </w:rPr>
+              </m:ctrlPr>
+            </m:accPr>
+            <m:e>
+              <m:r>
+                <w:rPr>
+                  <w:rFonts w:ascii="Cambria Math" w:eastAsiaTheme="minorEastAsia" w:hAnsi="Cambria Math" w:cs="Times New Roman"/>
+                  <w:lang w:val="en-US"/>
+                </w:rPr>
+                <m:t>x</m:t>
+              </m:r>
+            </m:e>
+          </m:acc>
+        </m:oMath>
+      </m:oMathPara>
+    </w:p>
+    <w:p>
+      <w:pPr>
+        <w:rPr>
+          <w:rFonts w:ascii="Times New Roman" w:eastAsiaTheme="minorEastAsia" w:hAnsi="Times New Roman" w:cs="Times New Roman"/>
+          <w:lang w:val="en-US"/>
+        </w:rPr>
+      </w:pPr>
+      <m:oMathPara>
+        <m:oMath>
+          <m:d>
+            <m:dPr>
+              <m:ctrlPr>
+                <w:rPr>
+                  <w:rFonts w:ascii="Cambria Math" w:eastAsiaTheme="minorEastAsia" w:hAnsi="Cambria Math" w:cs="Times New Roman"/>
+                  <w:lang w:val="en-US"/>
+                </w:rPr>
+              </m:ctrlPr>
+            </m:dPr>
+            <m:e>
+              <m:f>
+                <m:fPr>
+                  <m:ctrlPr>
+                    <w:rPr>
+                      <w:rFonts w:ascii="Cambria Math" w:eastAsiaTheme="minorEastAsia" w:hAnsi="Cambria Math" w:cs="Times New Roman"/>
+                      <w:lang w:val="en-US"/>
+                    </w:rPr>
+                  </m:ctrlPr>
+                </m:fPr>
+                <m:num>
+                  <m:r>
+                    <m:rPr>
+                      <m:sty m:val="p"/>
+                    </m:rPr>
+                    <w:rPr>
+                      <w:rFonts w:ascii="Cambria Math" w:eastAsiaTheme="minorEastAsia" w:hAnsi="Cambria Math" w:cs="Times New Roman"/>
+                      <w:lang w:val="en-US"/>
+                    </w:rPr>
+                    <m:t>1</m:t>
+                  </m:r>
+                </m:num>
+                <m:den>
+                  <m:r>
+                    <w:rPr>
+                      <w:rFonts w:ascii="Cambria Math" w:eastAsiaTheme="minorEastAsia" w:hAnsi="Cambria Math" w:cs="Times New Roman"/>
+                      <w:lang w:val="en-US"/>
+                    </w:rPr>
+                    <m:t>h</m:t>
+                  </m:r>
+                </m:den>
+              </m:f>
+              <m:r>
+                <m:rPr>
+                  <m:sty m:val="p"/>
+                </m:rPr>
+                <w:rPr>
+                  <w:rFonts w:ascii="Cambria Math" w:eastAsiaTheme="minorEastAsia" w:hAnsi="Cambria Math" w:cs="Times New Roman"/>
+                  <w:lang w:val="en-US"/>
+                </w:rPr>
+                <m:t>*</m:t>
+              </m:r>
+              <m:r>
+                <w:rPr>
+                  <w:rFonts w:ascii="Cambria Math" w:eastAsiaTheme="minorEastAsia" w:hAnsi="Cambria Math" w:cs="Times New Roman"/>
+                  <w:lang w:val="en-US"/>
+                </w:rPr>
+                <m:t>S</m:t>
+              </m:r>
+              <m:r>
+                <m:rPr>
+                  <m:sty m:val="p"/>
+                </m:rPr>
+                <w:rPr>
+                  <w:rFonts w:ascii="Cambria Math" w:eastAsiaTheme="minorEastAsia" w:hAnsi="Cambria Math" w:cs="Times New Roman"/>
+                  <w:lang w:val="en-US"/>
+                </w:rPr>
+                <m:t>+</m:t>
+              </m:r>
+              <m:r>
+                <w:rPr>
+                  <w:rFonts w:ascii="Cambria Math" w:eastAsiaTheme="minorEastAsia" w:hAnsi="Cambria Math" w:cs="Times New Roman"/>
+                  <w:lang w:val="en-US"/>
+                </w:rPr>
+                <m:t>T</m:t>
+              </m:r>
+            </m:e>
+          </m:d>
+          <m:sSub>
+            <m:sSubPr>
+              <m:ctrlPr>
+                <w:rPr>
+                  <w:rFonts w:ascii="Cambria Math" w:eastAsiaTheme="minorEastAsia" w:hAnsi="Cambria Math" w:cs="Times New Roman"/>
+                  <w:lang w:val="en-US"/>
+                </w:rPr>
+              </m:ctrlPr>
+            </m:sSubPr>
+            <m:e>
+              <m:acc>
+                <m:accPr>
+                  <m:chr m:val="̃"/>
+                  <m:ctrlPr>
+                    <w:rPr>
+                      <w:rFonts w:ascii="Cambria Math" w:eastAsiaTheme="minorEastAsia" w:hAnsi="Cambria Math" w:cs="Times New Roman"/>
+                      <w:lang w:val="en-US"/>
+                    </w:rPr>
+                  </m:ctrlPr>
+                </m:accPr>
+                <m:e>
+                  <m:r>
+                    <w:rPr>
+                      <w:rFonts w:ascii="Cambria Math" w:eastAsiaTheme="minorEastAsia" w:hAnsi="Cambria Math" w:cs="Times New Roman"/>
+                      <w:lang w:val="en-US"/>
+                    </w:rPr>
+                    <m:t>x</m:t>
+                  </m:r>
+                </m:e>
+              </m:acc>
+            </m:e>
+            <m:sub>
+              <m:r>
+                <w:rPr>
+                  <w:rFonts w:ascii="Cambria Math" w:eastAsiaTheme="minorEastAsia" w:hAnsi="Cambria Math" w:cs="Times New Roman"/>
+                  <w:lang w:val="en-US"/>
+                </w:rPr>
+                <m:t>n</m:t>
+              </m:r>
+            </m:sub>
+          </m:sSub>
+          <m:r>
+            <m:rPr>
+              <m:sty m:val="p"/>
+            </m:rPr>
+            <w:rPr>
+              <w:rFonts w:ascii="Cambria Math" w:eastAsiaTheme="minorEastAsia" w:hAnsi="Cambria Math" w:cs="Times New Roman"/>
+              <w:lang w:val="en-US"/>
+            </w:rPr>
+            <m:t>=</m:t>
+          </m:r>
+          <m:f>
+            <m:fPr>
+              <m:ctrlPr>
+                <w:rPr>
+                  <w:rFonts w:ascii="Cambria Math" w:eastAsiaTheme="minorEastAsia" w:hAnsi="Cambria Math" w:cs="Times New Roman"/>
+                  <w:lang w:val="en-US"/>
+                </w:rPr>
+              </m:ctrlPr>
+            </m:fPr>
+            <m:num>
+              <m:r>
+                <m:rPr>
+                  <m:sty m:val="p"/>
+                </m:rPr>
+                <w:rPr>
+                  <w:rFonts w:ascii="Cambria Math" w:eastAsiaTheme="minorEastAsia" w:hAnsi="Cambria Math" w:cs="Times New Roman"/>
+                  <w:lang w:val="en-US"/>
+                </w:rPr>
+                <m:t>1</m:t>
+              </m:r>
+            </m:num>
+            <m:den>
+              <m:r>
+                <w:rPr>
+                  <w:rFonts w:ascii="Cambria Math" w:eastAsiaTheme="minorEastAsia" w:hAnsi="Cambria Math" w:cs="Times New Roman"/>
+                  <w:lang w:val="en-US"/>
+                </w:rPr>
+                <m:t>h</m:t>
+              </m:r>
+            </m:den>
+          </m:f>
+          <m:r>
+            <w:rPr>
+              <w:rFonts w:ascii="Cambria Math" w:eastAsiaTheme="minorEastAsia" w:hAnsi="Cambria Math" w:cs="Times New Roman"/>
+              <w:lang w:val="en-US"/>
+            </w:rPr>
+            <m:t>S</m:t>
+          </m:r>
+          <m:sSub>
+            <m:sSubPr>
+              <m:ctrlPr>
+                <w:rPr>
+                  <w:rFonts w:ascii="Cambria Math" w:eastAsiaTheme="minorEastAsia" w:hAnsi="Cambria Math" w:cs="Times New Roman"/>
+                  <w:lang w:val="en-US"/>
+                </w:rPr>
+              </m:ctrlPr>
+            </m:sSubPr>
+            <m:e>
+              <m:acc>
+                <m:accPr>
+                  <m:chr m:val="̃"/>
+                  <m:ctrlPr>
+                    <w:rPr>
+                      <w:rFonts w:ascii="Cambria Math" w:eastAsiaTheme="minorEastAsia" w:hAnsi="Cambria Math" w:cs="Times New Roman"/>
+                      <w:lang w:val="en-US"/>
+                    </w:rPr>
+                  </m:ctrlPr>
+                </m:accPr>
+                <m:e>
+                  <m:r>
+                    <w:rPr>
+                      <w:rFonts w:ascii="Cambria Math" w:eastAsiaTheme="minorEastAsia" w:hAnsi="Cambria Math" w:cs="Times New Roman"/>
+                      <w:lang w:val="en-US"/>
+                    </w:rPr>
+                    <m:t>x</m:t>
+                  </m:r>
+                </m:e>
+              </m:acc>
+            </m:e>
+            <m:sub>
+              <m:r>
+                <w:rPr>
+                  <w:rFonts w:ascii="Cambria Math" w:eastAsiaTheme="minorEastAsia" w:hAnsi="Cambria Math" w:cs="Times New Roman"/>
+                  <w:lang w:val="en-US"/>
+                </w:rPr>
+                <m:t>n</m:t>
+              </m:r>
+              <m:r>
+                <m:rPr>
+                  <m:sty m:val="p"/>
+                </m:rPr>
+                <w:rPr>
+                  <w:rFonts w:ascii="Cambria Math" w:eastAsiaTheme="minorEastAsia" w:hAnsi="Cambria Math" w:cs="Times New Roman"/>
+                  <w:lang w:val="en-US"/>
+                </w:rPr>
+                <m:t>-1</m:t>
+              </m:r>
+            </m:sub>
+          </m:sSub>
+          <m:r>
+            <m:rPr>
+              <m:sty m:val="p"/>
+            </m:rPr>
+            <w:rPr>
+              <w:rFonts w:ascii="Cambria Math" w:eastAsiaTheme="minorEastAsia" w:hAnsi="Cambria Math" w:cs="Times New Roman"/>
+              <w:lang w:val="en-US"/>
+            </w:rPr>
+            <m:t>+</m:t>
+          </m:r>
+          <m:r>
+            <w:rPr>
+              <w:rFonts w:ascii="Cambria Math" w:eastAsiaTheme="minorEastAsia" w:hAnsi="Cambria Math" w:cs="Times New Roman"/>
+              <w:lang w:val="en-US"/>
+            </w:rPr>
+            <m:t>Q</m:t>
+          </m:r>
+          <m:sSub>
+            <m:sSubPr>
+              <m:ctrlPr>
+                <w:rPr>
+                  <w:rFonts w:ascii="Cambria Math" w:eastAsiaTheme="minorEastAsia" w:hAnsi="Cambria Math" w:cs="Times New Roman"/>
+                  <w:lang w:val="en-US"/>
+                </w:rPr>
+              </m:ctrlPr>
+            </m:sSubPr>
+            <m:e>
+              <m:r>
+                <w:rPr>
+                  <w:rFonts w:ascii="Cambria Math" w:eastAsiaTheme="minorEastAsia" w:hAnsi="Cambria Math" w:cs="Times New Roman"/>
+                  <w:lang w:val="en-US"/>
+                </w:rPr>
+                <m:t>f</m:t>
+              </m:r>
+            </m:e>
+            <m:sub>
+              <m:r>
+                <w:rPr>
+                  <w:rFonts w:ascii="Cambria Math" w:eastAsiaTheme="minorEastAsia" w:hAnsi="Cambria Math" w:cs="Times New Roman"/>
+                  <w:lang w:val="en-US"/>
+                </w:rPr>
+                <m:t>n</m:t>
+              </m:r>
+            </m:sub>
+          </m:sSub>
+        </m:oMath>
+      </m:oMathPara>
+    </w:p>
+    <w:p>
+      <w:pPr>
+        <w:rPr>
+          <w:rFonts w:ascii="Times New Roman" w:eastAsiaTheme="minorEastAsia" w:hAnsi="Times New Roman" w:cs="Times New Roman"/>
+          <w:lang w:val="en-US"/>
+        </w:rPr>
+      </w:pPr>
+      <m:oMathPara>
+        <m:oMath>
+          <m:r>
+            <w:rPr>
+              <w:rFonts w:ascii="Cambria Math" w:eastAsiaTheme="minorEastAsia" w:hAnsi="Cambria Math" w:cs="Times New Roman"/>
+              <w:lang w:val="en-US"/>
+            </w:rPr>
+            <m:t>M</m:t>
+          </m:r>
+          <m:r>
+            <m:rPr>
+              <m:sty m:val="p"/>
+            </m:rPr>
+            <w:rPr>
+              <w:rFonts w:ascii="Cambria Math" w:eastAsiaTheme="minorEastAsia" w:hAnsi="Cambria Math" w:cs="Times New Roman"/>
+              <w:lang w:val="en-US"/>
+            </w:rPr>
+            <m:t>=</m:t>
+          </m:r>
+          <m:d>
+            <m:dPr>
+              <m:ctrlPr>
+                <w:rPr>
+                  <w:rFonts w:ascii="Cambria Math" w:eastAsiaTheme="minorEastAsia" w:hAnsi="Cambria Math" w:cs="Times New Roman"/>
+                  <w:lang w:val="en-US"/>
+                </w:rPr>
+              </m:ctrlPr>
+            </m:dPr>
+            <m:e>
+              <m:f>
+                <m:fPr>
+                  <m:ctrlPr>
+                    <w:rPr>
+                      <w:rFonts w:ascii="Cambria Math" w:eastAsiaTheme="minorEastAsia" w:hAnsi="Cambria Math" w:cs="Times New Roman"/>
+                      <w:lang w:val="en-US"/>
+                    </w:rPr>
+                  </m:ctrlPr>
+                </m:fPr>
+                <m:num>
+                  <m:r>
+                    <m:rPr>
+                      <m:sty m:val="p"/>
+                    </m:rPr>
+                    <w:rPr>
+                      <w:rFonts w:ascii="Cambria Math" w:eastAsiaTheme="minorEastAsia" w:hAnsi="Cambria Math" w:cs="Times New Roman"/>
+                      <w:lang w:val="en-US"/>
+                    </w:rPr>
+                    <m:t>1</m:t>
+                  </m:r>
+                </m:num>
+                <m:den>
+                  <m:r>
+                    <w:rPr>
+                      <w:rFonts w:ascii="Cambria Math" w:eastAsiaTheme="minorEastAsia" w:hAnsi="Cambria Math" w:cs="Times New Roman"/>
+                      <w:lang w:val="en-US"/>
+                    </w:rPr>
+                    <m:t>h</m:t>
+                  </m:r>
+                </m:den>
+              </m:f>
+              <m:r>
+                <m:rPr>
+                  <m:sty m:val="p"/>
+                </m:rPr>
+                <w:rPr>
+                  <w:rFonts w:ascii="Cambria Math" w:eastAsiaTheme="minorEastAsia" w:hAnsi="Cambria Math" w:cs="Times New Roman"/>
+                  <w:lang w:val="en-US"/>
+                </w:rPr>
+                <m:t>*</m:t>
+              </m:r>
+              <m:r>
+                <w:rPr>
+                  <w:rFonts w:ascii="Cambria Math" w:eastAsiaTheme="minorEastAsia" w:hAnsi="Cambria Math" w:cs="Times New Roman"/>
+                  <w:lang w:val="en-US"/>
+                </w:rPr>
+                <m:t>S</m:t>
+              </m:r>
+              <m:r>
+                <m:rPr>
+                  <m:sty m:val="p"/>
+                </m:rPr>
+                <w:rPr>
+                  <w:rFonts w:ascii="Cambria Math" w:eastAsiaTheme="minorEastAsia" w:hAnsi="Cambria Math" w:cs="Times New Roman"/>
+                  <w:lang w:val="en-US"/>
+                </w:rPr>
+                <m:t>+</m:t>
+              </m:r>
+              <m:r>
+                <w:rPr>
+                  <w:rFonts w:ascii="Cambria Math" w:eastAsiaTheme="minorEastAsia" w:hAnsi="Cambria Math" w:cs="Times New Roman"/>
+                  <w:lang w:val="en-US"/>
+                </w:rPr>
+                <m:t>T</m:t>
+              </m:r>
+            </m:e>
+          </m:d>
+          <m:r>
+            <m:rPr>
+              <m:sty m:val="p"/>
+            </m:rPr>
+            <w:rPr>
+              <w:rFonts w:ascii="Cambria Math" w:eastAsiaTheme="minorEastAsia" w:hAnsi="Cambria Math" w:cs="Times New Roman"/>
+              <w:lang w:val="en-US"/>
+            </w:rPr>
+            <m:t>;</m:t>
+          </m:r>
+          <m:r>
+            <w:rPr>
+              <w:rFonts w:ascii="Cambria Math" w:eastAsiaTheme="minorEastAsia" w:hAnsi="Cambria Math" w:cs="Times New Roman"/>
+              <w:lang w:val="en-US"/>
+            </w:rPr>
+            <m:t>v</m:t>
+          </m:r>
+          <m:r>
+            <m:rPr>
+              <m:sty m:val="p"/>
+            </m:rPr>
+            <w:rPr>
+              <w:rFonts w:ascii="Cambria Math" w:eastAsiaTheme="minorEastAsia" w:hAnsi="Cambria Math" w:cs="Times New Roman"/>
+              <w:lang w:val="en-US"/>
+            </w:rPr>
+            <m:t>=</m:t>
+          </m:r>
+          <m:f>
+            <m:fPr>
+              <m:ctrlPr>
+                <w:rPr>
+                  <w:rFonts w:ascii="Cambria Math" w:eastAsiaTheme="minorEastAsia" w:hAnsi="Cambria Math" w:cs="Times New Roman"/>
+                  <w:lang w:val="en-US"/>
+                </w:rPr>
+              </m:ctrlPr>
+            </m:fPr>
+            <m:num>
+              <m:r>
+                <m:rPr>
+                  <m:sty m:val="p"/>
+                </m:rPr>
+                <w:rPr>
+                  <w:rFonts w:ascii="Cambria Math" w:eastAsiaTheme="minorEastAsia" w:hAnsi="Cambria Math" w:cs="Times New Roman"/>
+                  <w:lang w:val="en-US"/>
+                </w:rPr>
+                <m:t>1</m:t>
+              </m:r>
+            </m:num>
+            <m:den>
+              <m:r>
+                <w:rPr>
+                  <w:rFonts w:ascii="Cambria Math" w:eastAsiaTheme="minorEastAsia" w:hAnsi="Cambria Math" w:cs="Times New Roman"/>
+                  <w:lang w:val="en-US"/>
+                </w:rPr>
+                <m:t>h</m:t>
+              </m:r>
+            </m:den>
+          </m:f>
+          <m:r>
+            <w:rPr>
+              <w:rFonts w:ascii="Cambria Math" w:eastAsiaTheme="minorEastAsia" w:hAnsi="Cambria Math" w:cs="Times New Roman"/>
+              <w:lang w:val="en-US"/>
+            </w:rPr>
+            <m:t>S</m:t>
+          </m:r>
+          <m:sSub>
+            <m:sSubPr>
+              <m:ctrlPr>
+                <w:rPr>
+                  <w:rFonts w:ascii="Cambria Math" w:eastAsiaTheme="minorEastAsia" w:hAnsi="Cambria Math" w:cs="Times New Roman"/>
+                  <w:lang w:val="en-US"/>
+                </w:rPr>
+              </m:ctrlPr>
+            </m:sSubPr>
+            <m:e>
+              <m:acc>
+                <m:accPr>
+                  <m:chr m:val="̃"/>
+                  <m:ctrlPr>
+                    <w:rPr>
+                      <w:rFonts w:ascii="Cambria Math" w:eastAsiaTheme="minorEastAsia" w:hAnsi="Cambria Math" w:cs="Times New Roman"/>
+                      <w:lang w:val="en-US"/>
+                    </w:rPr>
+                  </m:ctrlPr>
+                </m:accPr>
+                <m:e>
+                  <m:r>
+                    <w:rPr>
+                      <w:rFonts w:ascii="Cambria Math" w:eastAsiaTheme="minorEastAsia" w:hAnsi="Cambria Math" w:cs="Times New Roman"/>
+                      <w:lang w:val="en-US"/>
+                    </w:rPr>
+                    <m:t>x</m:t>
+                  </m:r>
+                </m:e>
+              </m:acc>
+            </m:e>
+            <m:sub>
+              <m:r>
+                <w:rPr>
+                  <w:rFonts w:ascii="Cambria Math" w:eastAsiaTheme="minorEastAsia" w:hAnsi="Cambria Math" w:cs="Times New Roman"/>
+                  <w:lang w:val="en-US"/>
+                </w:rPr>
+                <m:t>n</m:t>
+              </m:r>
+              <m:r>
+                <m:rPr>
+                  <m:sty m:val="p"/>
+                </m:rPr>
+                <w:rPr>
+                  <w:rFonts w:ascii="Cambria Math" w:eastAsiaTheme="minorEastAsia" w:hAnsi="Cambria Math" w:cs="Times New Roman"/>
+                  <w:lang w:val="en-US"/>
+                </w:rPr>
+                <m:t>-1</m:t>
+              </m:r>
+            </m:sub>
+          </m:sSub>
+          <m:r>
+            <m:rPr>
+              <m:sty m:val="p"/>
+            </m:rPr>
+            <w:rPr>
+              <w:rFonts w:ascii="Cambria Math" w:eastAsiaTheme="minorEastAsia" w:hAnsi="Cambria Math" w:cs="Times New Roman"/>
+              <w:lang w:val="en-US"/>
+            </w:rPr>
+            <m:t>+</m:t>
+          </m:r>
+          <m:r>
+            <w:rPr>
+              <w:rFonts w:ascii="Cambria Math" w:eastAsiaTheme="minorEastAsia" w:hAnsi="Cambria Math" w:cs="Times New Roman"/>
+              <w:lang w:val="en-US"/>
+            </w:rPr>
+            <m:t>Q</m:t>
+          </m:r>
+          <m:sSub>
+            <m:sSubPr>
+              <m:ctrlPr>
+                <w:rPr>
+                  <w:rFonts w:ascii="Cambria Math" w:eastAsiaTheme="minorEastAsia" w:hAnsi="Cambria Math" w:cs="Times New Roman"/>
+                  <w:lang w:val="en-US"/>
+                </w:rPr>
+              </m:ctrlPr>
+            </m:sSubPr>
+            <m:e>
+              <m:r>
+                <w:rPr>
+                  <w:rFonts w:ascii="Cambria Math" w:eastAsiaTheme="minorEastAsia" w:hAnsi="Cambria Math" w:cs="Times New Roman"/>
+                  <w:lang w:val="en-US"/>
+                </w:rPr>
+                <m:t>f</m:t>
+              </m:r>
+            </m:e>
+            <m:sub>
+              <m:r>
+                <w:rPr>
+                  <w:rFonts w:ascii="Cambria Math" w:eastAsiaTheme="minorEastAsia" w:hAnsi="Cambria Math" w:cs="Times New Roman"/>
+                  <w:lang w:val="en-US"/>
+                </w:rPr>
+                <m:t>n</m:t>
+              </m:r>
+            </m:sub>
+          </m:sSub>
+        </m:oMath>
+      </m:oMathPara>
+    </w:p>
+    <w:p>
+      <w:pPr>
+        <w:rPr>
+          <w:rFonts w:ascii="Times New Roman" w:eastAsiaTheme="minorEastAsia" w:hAnsi="Times New Roman" w:cs="Times New Roman"/>
+          <w:lang w:val="en-US"/>
+        </w:rPr>
+      </w:pPr>
+      <m:oMathPara>
+        <m:oMath>
+          <m:sSub>
+            <m:sSubPr>
+              <m:ctrlPr>
+                <w:rPr>
+                  <w:rFonts w:ascii="Cambria Math" w:eastAsiaTheme="minorEastAsia" w:hAnsi="Cambria Math" w:cs="Times New Roman"/>
+                  <w:lang w:val="en-US"/>
+                </w:rPr>
+              </m:ctrlPr>
+            </m:sSubPr>
+            <m:e>
+              <m:acc>
+                <m:accPr>
+                  <m:chr m:val="̃"/>
+                  <m:ctrlPr>
+                    <w:rPr>
+                      <w:rFonts w:ascii="Cambria Math" w:eastAsiaTheme="minorEastAsia" w:hAnsi="Cambria Math" w:cs="Times New Roman"/>
+                      <w:lang w:val="en-US"/>
+                    </w:rPr>
+                  </m:ctrlPr>
+                </m:accPr>
+                <m:e>
+                  <m:r>
+                    <w:rPr>
+                      <w:rFonts w:ascii="Cambria Math" w:eastAsiaTheme="minorEastAsia" w:hAnsi="Cambria Math" w:cs="Times New Roman"/>
+                      <w:lang w:val="en-US"/>
+                    </w:rPr>
+                    <m:t>x</m:t>
+                  </m:r>
+                </m:e>
+              </m:acc>
+            </m:e>
+            <m:sub>
+              <m:r>
+                <w:rPr>
+                  <w:rFonts w:ascii="Cambria Math" w:eastAsiaTheme="minorEastAsia" w:hAnsi="Cambria Math" w:cs="Times New Roman"/>
+                  <w:lang w:val="en-US"/>
+                </w:rPr>
+                <m:t>n</m:t>
+              </m:r>
+              <m:r>
+                <m:rPr>
+                  <m:sty m:val="p"/>
+                </m:rPr>
+                <w:rPr>
+                  <w:rFonts w:ascii="Cambria Math" w:eastAsiaTheme="minorEastAsia" w:hAnsi="Cambria Math" w:cs="Times New Roman"/>
+                  <w:lang w:val="en-US"/>
+                </w:rPr>
+                <m:t>-1</m:t>
+              </m:r>
+            </m:sub>
+          </m:sSub>
+          <m:r>
+            <m:rPr>
+              <m:sty m:val="p"/>
+            </m:rPr>
+            <w:rPr>
+              <w:rFonts w:ascii="Cambria Math" w:eastAsiaTheme="minorEastAsia" w:hAnsi="Cambria Math" w:cs="Times New Roman"/>
+              <w:lang w:val="en-US"/>
+            </w:rPr>
+            <m:t>=</m:t>
+          </m:r>
+          <m:r>
+            <w:rPr>
+              <w:rFonts w:ascii="Cambria Math" w:eastAsiaTheme="minorEastAsia" w:hAnsi="Cambria Math" w:cs="Times New Roman"/>
+              <w:lang w:val="en-US"/>
+            </w:rPr>
+            <m:t>M</m:t>
+          </m:r>
+          <m:r>
+            <m:rPr>
+              <m:sty m:val="p"/>
+            </m:rPr>
+            <w:rPr>
+              <w:rFonts w:ascii="Cambria Math" w:eastAsiaTheme="minorEastAsia" w:hAnsi="Cambria Math" w:cs="Times New Roman"/>
+              <w:lang w:val="en-US"/>
+            </w:rPr>
+            <m:t>\</m:t>
+          </m:r>
+          <m:r>
+            <w:rPr>
+              <w:rFonts w:ascii="Cambria Math" w:eastAsiaTheme="minorEastAsia" w:hAnsi="Cambria Math" w:cs="Times New Roman"/>
+              <w:lang w:val="en-US"/>
+            </w:rPr>
+            <m:t>v</m:t>
+          </m:r>
+        </m:oMath>
+      </m:oMathPara>
+    </w:p>
+    <w:p>
+      <w:pPr>
+        <w:rPr>
+          <w:rFonts w:ascii="Times New Roman" w:eastAsiaTheme="minorEastAsia" w:hAnsi="Times New Roman" w:cs="Times New Roman"/>
+          <w:lang w:val="en-US"/>
+        </w:rPr>
+      </w:pPr>
+    </w:p>
+    <w:p>
+      <w:pPr>
+        <w:rPr>
+          <w:rFonts w:ascii="Times New Roman" w:eastAsiaTheme="minorEastAsia" w:hAnsi="Times New Roman" w:cs="Times New Roman"/>
+          <w:lang w:val="en-US"/>
+        </w:rPr>
+      </w:pPr>
+      <w:r>
+        <w:rPr>
+          <w:rFonts w:ascii="Times New Roman" w:eastAsiaTheme="minorEastAsia" w:hAnsi="Times New Roman" w:cs="Times New Roman"/>
+          <w:lang w:val="en-US"/>
+        </w:rPr>
+        <w:t>NOTE: he QZ factorization allows both the differential and algebraic part to be computed every step.</w:t>
+      </w:r>
     </w:p>
     <w:sectPr>
       <w:pgSz w:w="11906" w:h="16838"/>
@@ -31700,7 +33482,7 @@
   <w:style w:type="paragraph" w:default="1" w:styleId="Standard">
     <w:name w:val="Normal"/>
     <w:qFormat/>
-    <w:rsid w:val="00410AE9"/>
+    <w:rsid w:val="00495AD3"/>
   </w:style>
   <w:style w:type="character" w:default="1" w:styleId="Absatz-Standardschriftart">
     <w:name w:val="Default Paragraph Font"/>

--- a/Dokumente/Modified Nodal Analysis with Non-Linear Time-Variant Networks.docx
+++ b/Dokumente/Modified Nodal Analysis with Non-Linear Time-Variant Networks.docx
@@ -2690,14 +2690,14 @@
     <w:tbl>
       <w:tblPr>
         <w:tblStyle w:val="Tabellenraster"/>
-        <w:tblW w:w="9072" w:type="dxa"/>
+        <w:tblW w:w="9498" w:type="dxa"/>
         <w:tblInd w:w="-5" w:type="dxa"/>
         <w:tblLook w:val="04A0" w:firstRow="1" w:lastRow="0" w:firstColumn="1" w:lastColumn="0" w:noHBand="0" w:noVBand="1"/>
       </w:tblPr>
       <w:tblGrid>
         <w:gridCol w:w="2694"/>
         <w:gridCol w:w="3402"/>
-        <w:gridCol w:w="2976"/>
+        <w:gridCol w:w="3402"/>
       </w:tblGrid>
       <w:tr>
         <w:tc>
@@ -2756,7 +2756,7 @@
         </w:tc>
         <w:tc>
           <w:tcPr>
-            <w:tcW w:w="2976" w:type="dxa"/>
+            <w:tcW w:w="3402" w:type="dxa"/>
             <w:shd w:val="clear" w:color="auto" w:fill="D9D9D9" w:themeFill="background1" w:themeFillShade="D9"/>
           </w:tcPr>
           <w:p>
@@ -2933,7 +2933,7 @@
       <w:tr>
         <w:tc>
           <w:tcPr>
-            <w:tcW w:w="9072" w:type="dxa"/>
+            <w:tcW w:w="9498" w:type="dxa"/>
             <w:gridSpan w:val="3"/>
             <w:shd w:val="clear" w:color="auto" w:fill="F2F2F2" w:themeFill="background1" w:themeFillShade="F2"/>
           </w:tcPr>
@@ -3130,7 +3130,7 @@
         </w:tc>
         <w:tc>
           <w:tcPr>
-            <w:tcW w:w="2976" w:type="dxa"/>
+            <w:tcW w:w="3402" w:type="dxa"/>
           </w:tcPr>
           <w:p>
             <w:pPr>
@@ -3414,7 +3414,7 @@
       <w:tr>
         <w:tc>
           <w:tcPr>
-            <w:tcW w:w="9072" w:type="dxa"/>
+            <w:tcW w:w="9498" w:type="dxa"/>
             <w:gridSpan w:val="3"/>
             <w:shd w:val="clear" w:color="auto" w:fill="F2F2F2" w:themeFill="background1" w:themeFillShade="F2"/>
           </w:tcPr>
@@ -3854,7 +3854,7 @@
         </w:tc>
         <w:tc>
           <w:tcPr>
-            <w:tcW w:w="2976" w:type="dxa"/>
+            <w:tcW w:w="3402" w:type="dxa"/>
           </w:tcPr>
           <w:p>
             <w:pPr>
@@ -4238,7 +4238,7 @@
       <w:tr>
         <w:tc>
           <w:tcPr>
-            <w:tcW w:w="9072" w:type="dxa"/>
+            <w:tcW w:w="9498" w:type="dxa"/>
             <w:gridSpan w:val="3"/>
             <w:shd w:val="clear" w:color="auto" w:fill="F2F2F2" w:themeFill="background1" w:themeFillShade="F2"/>
           </w:tcPr>
@@ -5180,7 +5180,7 @@
         </w:tc>
         <w:tc>
           <w:tcPr>
-            <w:tcW w:w="2976" w:type="dxa"/>
+            <w:tcW w:w="3402" w:type="dxa"/>
           </w:tcPr>
           <w:p>
             <w:pPr>
@@ -5464,7 +5464,7 @@
       <w:tr>
         <w:tc>
           <w:tcPr>
-            <w:tcW w:w="9072" w:type="dxa"/>
+            <w:tcW w:w="9498" w:type="dxa"/>
             <w:gridSpan w:val="3"/>
             <w:shd w:val="clear" w:color="auto" w:fill="F2F2F2" w:themeFill="background1" w:themeFillShade="F2"/>
           </w:tcPr>
@@ -6598,7 +6598,7 @@
         </w:tc>
         <w:tc>
           <w:tcPr>
-            <w:tcW w:w="2976" w:type="dxa"/>
+            <w:tcW w:w="3402" w:type="dxa"/>
           </w:tcPr>
           <w:p>
             <w:pPr>
@@ -6906,7 +6906,7 @@
       <w:tr>
         <w:tc>
           <w:tcPr>
-            <w:tcW w:w="9072" w:type="dxa"/>
+            <w:tcW w:w="9498" w:type="dxa"/>
             <w:gridSpan w:val="3"/>
             <w:shd w:val="clear" w:color="auto" w:fill="F2F2F2" w:themeFill="background1" w:themeFillShade="F2"/>
           </w:tcPr>
@@ -7834,6 +7834,14 @@
                             <w:sz w:val="14"/>
                             <w:lang w:val="en-US"/>
                           </w:rPr>
+                          <m:t>'</m:t>
+                        </m:r>
+                        <m:r>
+                          <w:rPr>
+                            <w:rFonts w:ascii="Cambria Math" w:eastAsiaTheme="minorEastAsia" w:hAnsi="Cambria Math" w:cs="Times New Roman"/>
+                            <w:sz w:val="14"/>
+                            <w:lang w:val="en-US"/>
+                          </w:rPr>
                           <m:t>&amp;&amp;&amp;&amp;=0</m:t>
                         </m:r>
                       </m:e>
@@ -7854,7 +7862,7 @@
         </w:tc>
         <w:tc>
           <w:tcPr>
-            <w:tcW w:w="2976" w:type="dxa"/>
+            <w:tcW w:w="3402" w:type="dxa"/>
           </w:tcPr>
           <w:p>
             <w:pPr>
@@ -7982,6 +7990,298 @@
                               <w:lang w:val="en-US"/>
                             </w:rPr>
                             <m:t>-1</m:t>
+                          </m:r>
+                        </m:e>
+                        <m:e>
+                          <m:r>
+                            <w:rPr>
+                              <w:rFonts w:ascii="Cambria Math" w:eastAsiaTheme="minorEastAsia" w:hAnsi="Cambria Math" w:cs="Times New Roman"/>
+                              <w:sz w:val="14"/>
+                              <w:lang w:val="en-US"/>
+                            </w:rPr>
+                            <m:t>0</m:t>
+                          </m:r>
+                        </m:e>
+                      </m:mr>
+                    </m:m>
+                  </m:e>
+                </m:d>
+                <m:r>
+                  <w:rPr>
+                    <w:rFonts w:ascii="Cambria Math" w:eastAsiaTheme="minorEastAsia" w:hAnsi="Cambria Math" w:cs="Times New Roman"/>
+                    <w:sz w:val="14"/>
+                    <w:lang w:val="en-US"/>
+                  </w:rPr>
+                  <m:t>*</m:t>
+                </m:r>
+                <m:d>
+                  <m:dPr>
+                    <m:begChr m:val="["/>
+                    <m:endChr m:val="]"/>
+                    <m:ctrlPr>
+                      <w:rPr>
+                        <w:rFonts w:ascii="Cambria Math" w:eastAsiaTheme="minorEastAsia" w:hAnsi="Cambria Math" w:cs="Times New Roman"/>
+                        <w:i/>
+                        <w:sz w:val="14"/>
+                        <w:lang w:val="en-US"/>
+                      </w:rPr>
+                    </m:ctrlPr>
+                  </m:dPr>
+                  <m:e>
+                    <m:m>
+                      <m:mPr>
+                        <m:mcs>
+                          <m:mc>
+                            <m:mcPr>
+                              <m:count m:val="1"/>
+                              <m:mcJc m:val="center"/>
+                            </m:mcPr>
+                          </m:mc>
+                        </m:mcs>
+                        <m:ctrlPr>
+                          <w:rPr>
+                            <w:rFonts w:ascii="Cambria Math" w:eastAsiaTheme="minorEastAsia" w:hAnsi="Cambria Math" w:cs="Times New Roman"/>
+                            <w:i/>
+                            <w:sz w:val="14"/>
+                            <w:lang w:val="en-US"/>
+                          </w:rPr>
+                        </m:ctrlPr>
+                      </m:mPr>
+                      <m:mr>
+                        <m:e>
+                          <m:sSub>
+                            <m:sSubPr>
+                              <m:ctrlPr>
+                                <w:rPr>
+                                  <w:rFonts w:ascii="Cambria Math" w:eastAsiaTheme="minorEastAsia" w:hAnsi="Cambria Math" w:cs="Times New Roman"/>
+                                  <w:i/>
+                                  <w:sz w:val="14"/>
+                                  <w:lang w:val="en-US"/>
+                                </w:rPr>
+                              </m:ctrlPr>
+                            </m:sSubPr>
+                            <m:e>
+                              <m:r>
+                                <w:rPr>
+                                  <w:rFonts w:ascii="Cambria Math" w:eastAsiaTheme="minorEastAsia" w:hAnsi="Cambria Math" w:cs="Times New Roman"/>
+                                  <w:sz w:val="14"/>
+                                  <w:lang w:val="en-US"/>
+                                </w:rPr>
+                                <m:t>φ</m:t>
+                              </m:r>
+                            </m:e>
+                            <m:sub>
+                              <m:r>
+                                <w:rPr>
+                                  <w:rFonts w:ascii="Cambria Math" w:eastAsiaTheme="minorEastAsia" w:hAnsi="Cambria Math" w:cs="Times New Roman"/>
+                                  <w:sz w:val="14"/>
+                                  <w:lang w:val="en-US"/>
+                                </w:rPr>
+                                <m:t>1</m:t>
+                              </m:r>
+                            </m:sub>
+                          </m:sSub>
+                        </m:e>
+                      </m:mr>
+                      <m:mr>
+                        <m:e>
+                          <m:sSub>
+                            <m:sSubPr>
+                              <m:ctrlPr>
+                                <w:rPr>
+                                  <w:rFonts w:ascii="Cambria Math" w:eastAsiaTheme="minorEastAsia" w:hAnsi="Cambria Math" w:cs="Times New Roman"/>
+                                  <w:i/>
+                                  <w:sz w:val="14"/>
+                                  <w:lang w:val="en-US"/>
+                                </w:rPr>
+                              </m:ctrlPr>
+                            </m:sSubPr>
+                            <m:e>
+                              <m:r>
+                                <w:rPr>
+                                  <w:rFonts w:ascii="Cambria Math" w:eastAsiaTheme="minorEastAsia" w:hAnsi="Cambria Math" w:cs="Times New Roman"/>
+                                  <w:sz w:val="14"/>
+                                  <w:lang w:val="en-US"/>
+                                </w:rPr>
+                                <m:t>φ</m:t>
+                              </m:r>
+                            </m:e>
+                            <m:sub>
+                              <m:r>
+                                <w:rPr>
+                                  <w:rFonts w:ascii="Cambria Math" w:eastAsiaTheme="minorEastAsia" w:hAnsi="Cambria Math" w:cs="Times New Roman"/>
+                                  <w:sz w:val="14"/>
+                                  <w:lang w:val="en-US"/>
+                                </w:rPr>
+                                <m:t>2</m:t>
+                              </m:r>
+                            </m:sub>
+                          </m:sSub>
+                        </m:e>
+                      </m:mr>
+                      <m:mr>
+                        <m:e>
+                          <m:sSub>
+                            <m:sSubPr>
+                              <m:ctrlPr>
+                                <w:rPr>
+                                  <w:rFonts w:ascii="Cambria Math" w:eastAsiaTheme="minorEastAsia" w:hAnsi="Cambria Math" w:cs="Times New Roman"/>
+                                  <w:i/>
+                                  <w:sz w:val="14"/>
+                                  <w:lang w:val="en-US"/>
+                                </w:rPr>
+                              </m:ctrlPr>
+                            </m:sSubPr>
+                            <m:e>
+                              <m:r>
+                                <w:rPr>
+                                  <w:rFonts w:ascii="Cambria Math" w:eastAsiaTheme="minorEastAsia" w:hAnsi="Cambria Math" w:cs="Times New Roman"/>
+                                  <w:sz w:val="14"/>
+                                  <w:lang w:val="en-US"/>
+                                </w:rPr>
+                                <m:t>i</m:t>
+                              </m:r>
+                            </m:e>
+                            <m:sub>
+                              <m:r>
+                                <w:rPr>
+                                  <w:rFonts w:ascii="Cambria Math" w:eastAsiaTheme="minorEastAsia" w:hAnsi="Cambria Math" w:cs="Times New Roman"/>
+                                  <w:sz w:val="14"/>
+                                  <w:lang w:val="en-US"/>
+                                </w:rPr>
+                                <m:t>1</m:t>
+                              </m:r>
+                            </m:sub>
+                          </m:sSub>
+                        </m:e>
+                      </m:mr>
+                    </m:m>
+                  </m:e>
+                </m:d>
+                <m:r>
+                  <w:rPr>
+                    <w:rFonts w:ascii="Cambria Math" w:eastAsiaTheme="minorEastAsia" w:hAnsi="Cambria Math" w:cs="Times New Roman"/>
+                    <w:sz w:val="14"/>
+                    <w:lang w:val="en-US"/>
+                  </w:rPr>
+                  <m:t>+</m:t>
+                </m:r>
+                <m:d>
+                  <m:dPr>
+                    <m:begChr m:val="["/>
+                    <m:endChr m:val="]"/>
+                    <m:ctrlPr>
+                      <w:rPr>
+                        <w:rFonts w:ascii="Cambria Math" w:eastAsiaTheme="minorEastAsia" w:hAnsi="Cambria Math" w:cs="Times New Roman"/>
+                        <w:i/>
+                        <w:sz w:val="14"/>
+                        <w:lang w:val="en-US"/>
+                      </w:rPr>
+                    </m:ctrlPr>
+                  </m:dPr>
+                  <m:e>
+                    <m:m>
+                      <m:mPr>
+                        <m:mcs>
+                          <m:mc>
+                            <m:mcPr>
+                              <m:count m:val="3"/>
+                              <m:mcJc m:val="center"/>
+                            </m:mcPr>
+                          </m:mc>
+                        </m:mcs>
+                        <m:ctrlPr>
+                          <w:rPr>
+                            <w:rFonts w:ascii="Cambria Math" w:eastAsiaTheme="minorEastAsia" w:hAnsi="Cambria Math" w:cs="Times New Roman"/>
+                            <w:i/>
+                            <w:sz w:val="14"/>
+                            <w:lang w:val="en-US"/>
+                          </w:rPr>
+                        </m:ctrlPr>
+                      </m:mPr>
+                      <m:mr>
+                        <m:e>
+                          <m:r>
+                            <w:rPr>
+                              <w:rFonts w:ascii="Cambria Math" w:eastAsiaTheme="minorEastAsia" w:hAnsi="Cambria Math" w:cs="Times New Roman"/>
+                              <w:sz w:val="14"/>
+                              <w:lang w:val="en-US"/>
+                            </w:rPr>
+                            <m:t>0</m:t>
+                          </m:r>
+                        </m:e>
+                        <m:e>
+                          <m:r>
+                            <w:rPr>
+                              <w:rFonts w:ascii="Cambria Math" w:eastAsiaTheme="minorEastAsia" w:hAnsi="Cambria Math" w:cs="Times New Roman"/>
+                              <w:sz w:val="14"/>
+                              <w:lang w:val="en-US"/>
+                            </w:rPr>
+                            <m:t>0</m:t>
+                          </m:r>
+                        </m:e>
+                        <m:e>
+                          <m:r>
+                            <w:rPr>
+                              <w:rFonts w:ascii="Cambria Math" w:eastAsiaTheme="minorEastAsia" w:hAnsi="Cambria Math" w:cs="Times New Roman"/>
+                              <w:sz w:val="14"/>
+                              <w:lang w:val="en-US"/>
+                            </w:rPr>
+                            <m:t>0</m:t>
+                          </m:r>
+                        </m:e>
+                      </m:mr>
+                      <m:mr>
+                        <m:e>
+                          <m:r>
+                            <w:rPr>
+                              <w:rFonts w:ascii="Cambria Math" w:eastAsiaTheme="minorEastAsia" w:hAnsi="Cambria Math" w:cs="Times New Roman"/>
+                              <w:sz w:val="14"/>
+                              <w:lang w:val="en-US"/>
+                            </w:rPr>
+                            <m:t>0</m:t>
+                          </m:r>
+                        </m:e>
+                        <m:e>
+                          <m:r>
+                            <w:rPr>
+                              <w:rFonts w:ascii="Cambria Math" w:eastAsiaTheme="minorEastAsia" w:hAnsi="Cambria Math" w:cs="Times New Roman"/>
+                              <w:sz w:val="14"/>
+                              <w:lang w:val="en-US"/>
+                            </w:rPr>
+                            <m:t>0</m:t>
+                          </m:r>
+                        </m:e>
+                        <m:e>
+                          <m:r>
+                            <w:rPr>
+                              <w:rFonts w:ascii="Cambria Math" w:eastAsiaTheme="minorEastAsia" w:hAnsi="Cambria Math" w:cs="Times New Roman"/>
+                              <w:sz w:val="14"/>
+                              <w:lang w:val="en-US"/>
+                            </w:rPr>
+                            <m:t>0</m:t>
+                          </m:r>
+                        </m:e>
+                      </m:mr>
+                      <m:mr>
+                        <m:e>
+                          <m:r>
+                            <w:rPr>
+                              <w:rFonts w:ascii="Cambria Math" w:eastAsiaTheme="minorEastAsia" w:hAnsi="Cambria Math" w:cs="Times New Roman"/>
+                              <w:sz w:val="14"/>
+                              <w:lang w:val="en-US"/>
+                            </w:rPr>
+                            <m:t>0</m:t>
+                          </m:r>
+                        </m:e>
+                        <m:e>
+                          <m:r>
+                            <w:rPr>
+                              <w:rFonts w:ascii="Cambria Math" w:eastAsiaTheme="minorEastAsia" w:hAnsi="Cambria Math" w:cs="Times New Roman"/>
+                              <w:sz w:val="14"/>
+                              <w:lang w:val="en-US"/>
+                            </w:rPr>
+                            <m:t>0</m:t>
                           </m:r>
                         </m:e>
                         <m:e>
@@ -8258,11 +8558,13 @@
             </m:oMathPara>
           </w:p>
         </w:tc>
+        <w:bookmarkStart w:id="0" w:name="_GoBack"/>
+        <w:bookmarkEnd w:id="0"/>
       </w:tr>
       <w:tr>
         <w:tc>
           <w:tcPr>
-            <w:tcW w:w="9072" w:type="dxa"/>
+            <w:tcW w:w="9498" w:type="dxa"/>
             <w:gridSpan w:val="3"/>
             <w:shd w:val="clear" w:color="auto" w:fill="F2F2F2" w:themeFill="background1" w:themeFillShade="F2"/>
           </w:tcPr>
@@ -9454,7 +9756,7 @@
         </w:tc>
         <w:tc>
           <w:tcPr>
-            <w:tcW w:w="2976" w:type="dxa"/>
+            <w:tcW w:w="3402" w:type="dxa"/>
           </w:tcPr>
           <w:p>
             <w:pPr>
@@ -10086,7 +10388,7 @@
       <w:tr>
         <w:tc>
           <w:tcPr>
-            <w:tcW w:w="9072" w:type="dxa"/>
+            <w:tcW w:w="9498" w:type="dxa"/>
             <w:gridSpan w:val="3"/>
             <w:shd w:val="clear" w:color="auto" w:fill="F2F2F2" w:themeFill="background1" w:themeFillShade="F2"/>
           </w:tcPr>
@@ -11260,7 +11562,7 @@
         </w:tc>
         <w:tc>
           <w:tcPr>
-            <w:tcW w:w="2976" w:type="dxa"/>
+            <w:tcW w:w="3402" w:type="dxa"/>
           </w:tcPr>
           <w:p>
             <w:pPr>
@@ -11912,7 +12214,7 @@
       <w:tr>
         <w:tc>
           <w:tcPr>
-            <w:tcW w:w="9072" w:type="dxa"/>
+            <w:tcW w:w="9498" w:type="dxa"/>
             <w:gridSpan w:val="3"/>
             <w:shd w:val="clear" w:color="auto" w:fill="F2F2F2" w:themeFill="background1" w:themeFillShade="F2"/>
           </w:tcPr>
@@ -13351,7 +13653,7 @@
         </w:tc>
         <w:tc>
           <w:tcPr>
-            <w:tcW w:w="2976" w:type="dxa"/>
+            <w:tcW w:w="3402" w:type="dxa"/>
           </w:tcPr>
           <w:p>
             <w:pPr>
@@ -14083,7 +14385,7 @@
       <w:tr>
         <w:tc>
           <w:tcPr>
-            <w:tcW w:w="9072" w:type="dxa"/>
+            <w:tcW w:w="9498" w:type="dxa"/>
             <w:gridSpan w:val="3"/>
             <w:shd w:val="clear" w:color="auto" w:fill="F2F2F2" w:themeFill="background1" w:themeFillShade="F2"/>
           </w:tcPr>
@@ -16246,7 +16548,7 @@
         </w:tc>
         <w:tc>
           <w:tcPr>
-            <w:tcW w:w="2976" w:type="dxa"/>
+            <w:tcW w:w="3402" w:type="dxa"/>
           </w:tcPr>
           <w:p>
             <w:pPr>
@@ -31422,14 +31724,7 @@
             <w:rFonts w:ascii="Cambria Math" w:hAnsi="Cambria Math" w:cs="Times New Roman"/>
             <w:lang w:val="en-US"/>
           </w:rPr>
-          <m:t>=z</m:t>
-        </m:r>
-        <m:r>
-          <w:rPr>
-            <w:rFonts w:ascii="Cambria Math" w:hAnsi="Cambria Math" w:cs="Times New Roman"/>
-            <w:lang w:val="en-US"/>
-          </w:rPr>
-          <m:t xml:space="preserve"> </m:t>
+          <m:t xml:space="preserve">=z </m:t>
         </m:r>
       </m:oMath>
       <w:r>
@@ -31462,8 +31757,6 @@
           <w:lang w:val="en-US"/>
         </w:rPr>
       </w:pPr>
-      <w:bookmarkStart w:id="0" w:name="_GoBack"/>
-      <w:bookmarkEnd w:id="0"/>
       <m:oMathPara>
         <m:oMath>
           <m:r>
@@ -32302,14 +32595,7 @@
               <w:rFonts w:ascii="Cambria Math" w:eastAsiaTheme="minorEastAsia" w:hAnsi="Cambria Math" w:cs="Times New Roman"/>
               <w:lang w:val="en-US"/>
             </w:rPr>
-            <m:t xml:space="preserve">; </m:t>
-          </m:r>
-          <m:r>
-            <w:rPr>
-              <w:rFonts w:ascii="Cambria Math" w:eastAsiaTheme="minorEastAsia" w:hAnsi="Cambria Math" w:cs="Times New Roman"/>
-              <w:lang w:val="en-US"/>
-            </w:rPr>
-            <m:t>QEZ</m:t>
+            <m:t>; QEZ</m:t>
           </m:r>
           <m:r>
             <m:rPr>
@@ -32326,21 +32612,7 @@
               <w:rFonts w:ascii="Cambria Math" w:eastAsiaTheme="minorEastAsia" w:hAnsi="Cambria Math" w:cs="Times New Roman"/>
               <w:lang w:val="en-US"/>
             </w:rPr>
-            <m:t>S</m:t>
-          </m:r>
-          <m:r>
-            <w:rPr>
-              <w:rFonts w:ascii="Cambria Math" w:eastAsiaTheme="minorEastAsia" w:hAnsi="Cambria Math" w:cs="Times New Roman"/>
-              <w:lang w:val="en-US"/>
-            </w:rPr>
-            <m:t>;</m:t>
-          </m:r>
-          <m:r>
-            <w:rPr>
-              <w:rFonts w:ascii="Cambria Math" w:eastAsiaTheme="minorEastAsia" w:hAnsi="Cambria Math" w:cs="Times New Roman"/>
-              <w:lang w:val="en-US"/>
-            </w:rPr>
-            <m:t>QAZ</m:t>
+            <m:t>S;QAZ</m:t>
           </m:r>
           <m:r>
             <m:rPr>

--- a/Dokumente/Modified Nodal Analysis with Non-Linear Time-Variant Networks.docx
+++ b/Dokumente/Modified Nodal Analysis with Non-Linear Time-Variant Networks.docx
@@ -7834,15 +7834,7 @@
                             <w:sz w:val="14"/>
                             <w:lang w:val="en-US"/>
                           </w:rPr>
-                          <m:t>'</m:t>
-                        </m:r>
-                        <m:r>
-                          <w:rPr>
-                            <w:rFonts w:ascii="Cambria Math" w:eastAsiaTheme="minorEastAsia" w:hAnsi="Cambria Math" w:cs="Times New Roman"/>
-                            <w:sz w:val="14"/>
-                            <w:lang w:val="en-US"/>
-                          </w:rPr>
-                          <m:t>&amp;&amp;&amp;&amp;=0</m:t>
+                          <m:t>'&amp;&amp;&amp;&amp;=0</m:t>
                         </m:r>
                       </m:e>
                     </m:eqArr>
@@ -8558,8 +8550,6 @@
             </m:oMathPara>
           </w:p>
         </w:tc>
-        <w:bookmarkStart w:id="0" w:name="_GoBack"/>
-        <w:bookmarkEnd w:id="0"/>
       </w:tr>
       <w:tr>
         <w:tc>
@@ -32516,14 +32506,6 @@
           <w:lang w:val="en-US"/>
         </w:rPr>
       </w:pPr>
-    </w:p>
-    <w:p>
-      <w:pPr>
-        <w:rPr>
-          <w:rFonts w:ascii="Times New Roman" w:eastAsiaTheme="minorEastAsia" w:hAnsi="Times New Roman" w:cs="Times New Roman"/>
-          <w:lang w:val="en-US"/>
-        </w:rPr>
-      </w:pPr>
       <w:r>
         <w:rPr>
           <w:rFonts w:ascii="Times New Roman" w:eastAsiaTheme="minorEastAsia" w:hAnsi="Times New Roman" w:cs="Times New Roman"/>
@@ -32531,6 +32513,8 @@
         </w:rPr>
         <w:t>QZ Factorization</w:t>
       </w:r>
+      <w:bookmarkStart w:id="0" w:name="_GoBack"/>
+      <w:bookmarkEnd w:id="0"/>
     </w:p>
     <w:p>
       <w:pPr>
@@ -33278,16 +33262,6 @@
                   <w:lang w:val="en-US"/>
                 </w:rPr>
                 <m:t>n</m:t>
-              </m:r>
-              <m:r>
-                <m:rPr>
-                  <m:sty m:val="p"/>
-                </m:rPr>
-                <w:rPr>
-                  <w:rFonts w:ascii="Cambria Math" w:eastAsiaTheme="minorEastAsia" w:hAnsi="Cambria Math" w:cs="Times New Roman"/>
-                  <w:lang w:val="en-US"/>
-                </w:rPr>
-                <m:t>-1</m:t>
               </m:r>
             </m:sub>
           </m:sSub>
